--- a/Coding 2 - year/Unit 7 - Capstone Project/Daily Lesson Plans/Word/Day 9.docx
+++ b/Coding 2 - year/Unit 7 - Capstone Project/Daily Lesson Plans/Word/Day 9.docx
@@ -50,12 +50,15 @@
               </w:rPr>
               <w:t xml:space="preserve">Coding II — Full Year</w:t>
             </w:r>
-          </w:p>
-          <w:p>
-            <w:pPr>
-              <w:spacing w:before="40"/>
-              <w:jc w:val="center"/>
-            </w:pPr>
+            <w:r>
+              <w:rPr>
+                <w:rFonts w:ascii="Arial" w:cs="Arial" w:eastAsia="Arial" w:hAnsi="Arial"/>
+                <w:sz w:val="16"/>
+                <w:szCs w:val="16"/>
+              </w:rPr>
+              <w:br/>
+              <w:t xml:space="preserve"/>
+            </w:r>
             <w:r>
               <w:rPr>
                 <w:rFonts w:ascii="Arial" w:cs="Arial" w:eastAsia="Arial" w:hAnsi="Arial"/>
@@ -83,7 +86,7 @@
           <w:rFonts w:ascii="Arial" w:cs="Arial" w:eastAsia="Arial" w:hAnsi="Arial"/>
           <w:b/>
           <w:bCs/>
-          <w:color w:val="0D3B1F"/>
+          <w:color w:val="1B7A4A"/>
           <w:sz w:val="32"/>
           <w:szCs w:val="32"/>
         </w:rPr>
@@ -200,9 +203,9 @@
               <w:right w:val="single" w:color="CCCCCC" w:sz="1"/>
             </w:tcBorders>
             <w:tcMar>
-              <w:top w:type="dxa" w:w="60"/>
+              <w:top w:type="dxa" w:w="80"/>
               <w:left w:type="dxa" w:w="120"/>
-              <w:bottom w:type="dxa" w:w="60"/>
+              <w:bottom w:type="dxa" w:w="80"/>
               <w:right w:type="dxa" w:w="120"/>
             </w:tcMar>
           </w:tcPr>
@@ -229,20 +232,147 @@
               <w:right w:val="single" w:color="CCCCCC" w:sz="1"/>
             </w:tcBorders>
             <w:tcMar>
-              <w:top w:type="dxa" w:w="60"/>
+              <w:top w:type="dxa" w:w="80"/>
               <w:left w:type="dxa" w:w="120"/>
-              <w:bottom w:type="dxa" w:w="60"/>
+              <w:bottom w:type="dxa" w:w="80"/>
               <w:right w:type="dxa" w:w="120"/>
             </w:tcMar>
           </w:tcPr>
           <w:p>
-            <w:r>
-              <w:rPr>
-                <w:rFonts w:ascii="Arial" w:cs="Arial" w:eastAsia="Arial" w:hAnsi="Arial"/>
-                <w:sz w:val="20"/>
-                <w:szCs w:val="20"/>
+            <w:pPr>
+              <w:spacing w:after="80" w:before="80"/>
+            </w:pPr>
+            <w:r>
+              <w:rPr>
+                <w:rFonts w:ascii="Arial" w:cs="Arial" w:eastAsia="Arial" w:hAnsi="Arial"/>
+                <w:b/>
+                <w:bCs/>
+                <w:i w:val="false"/>
+                <w:iCs w:val="false"/>
+                <w:color w:val="000000"/>
+                <w:sz w:val="22"/>
+                <w:szCs w:val="22"/>
               </w:rPr>
               <w:t xml:space="preserve">Bell Ringer / Review</w:t>
+            </w:r>
+            <w:r>
+              <w:rPr>
+                <w:rFonts w:ascii="Arial" w:cs="Arial" w:eastAsia="Arial" w:hAnsi="Arial"/>
+                <w:sz w:val="20"/>
+                <w:szCs w:val="20"/>
+              </w:rPr>
+              <w:br/>
+              <w:t xml:space="preserve"/>
+            </w:r>
+            <w:r>
+              <w:rPr>
+                <w:rFonts w:ascii="Arial" w:cs="Arial" w:eastAsia="Arial" w:hAnsi="Arial"/>
+                <w:sz w:val="20"/>
+                <w:szCs w:val="20"/>
+              </w:rPr>
+              <w:br/>
+              <w:t xml:space="preserve"/>
+            </w:r>
+            <w:r>
+              <w:rPr>
+                <w:rFonts w:ascii="Arial" w:cs="Arial" w:eastAsia="Arial" w:hAnsi="Arial"/>
+                <w:b/>
+                <w:bCs/>
+                <w:i w:val="false"/>
+                <w:iCs w:val="false"/>
+                <w:color w:val="000000"/>
+                <w:sz w:val="20"/>
+                <w:szCs w:val="20"/>
+              </w:rPr>
+              <w:t xml:space="preserve">Quick Write </w:t>
+            </w:r>
+            <w:r>
+              <w:rPr>
+                <w:rFonts w:ascii="Arial" w:cs="Arial" w:eastAsia="Arial" w:hAnsi="Arial"/>
+                <w:b w:val="false"/>
+                <w:bCs w:val="false"/>
+                <w:i w:val="false"/>
+                <w:iCs w:val="false"/>
+                <w:color w:val="000000"/>
+                <w:sz w:val="20"/>
+                <w:szCs w:val="20"/>
+              </w:rPr>
+              <w:t xml:space="preserve">(3 min — written or verbal):</w:t>
+            </w:r>
+            <w:r>
+              <w:rPr>
+                <w:rFonts w:ascii="Arial" w:cs="Arial" w:eastAsia="Arial" w:hAnsi="Arial"/>
+                <w:sz w:val="20"/>
+                <w:szCs w:val="20"/>
+              </w:rPr>
+              <w:br/>
+              <w:t xml:space="preserve"/>
+            </w:r>
+            <w:r>
+              <w:rPr>
+                <w:rFonts w:ascii="Arial" w:cs="Arial" w:eastAsia="Arial" w:hAnsi="Arial"/>
+                <w:b w:val="false"/>
+                <w:bCs w:val="false"/>
+                <w:i w:val="false"/>
+                <w:iCs w:val="false"/>
+                <w:color w:val="000000"/>
+                <w:sz w:val="20"/>
+                <w:szCs w:val="20"/>
+              </w:rPr>
+              <w:t xml:space="preserve">    What do you remember from last class?</w:t>
+            </w:r>
+            <w:r>
+              <w:rPr>
+                <w:rFonts w:ascii="Arial" w:cs="Arial" w:eastAsia="Arial" w:hAnsi="Arial"/>
+                <w:sz w:val="20"/>
+                <w:szCs w:val="20"/>
+              </w:rPr>
+              <w:br/>
+              <w:t xml:space="preserve"/>
+            </w:r>
+            <w:r>
+              <w:rPr>
+                <w:rFonts w:ascii="Arial" w:cs="Arial" w:eastAsia="Arial" w:hAnsi="Arial"/>
+                <w:sz w:val="20"/>
+                <w:szCs w:val="20"/>
+              </w:rPr>
+              <w:br/>
+              <w:t xml:space="preserve"/>
+            </w:r>
+            <w:r>
+              <w:rPr>
+                <w:rFonts w:ascii="Arial" w:cs="Arial" w:eastAsia="Arial" w:hAnsi="Arial"/>
+                <w:b w:val="false"/>
+                <w:bCs w:val="false"/>
+                <w:i/>
+                <w:iCs/>
+                <w:color w:val="444444"/>
+                <w:sz w:val="20"/>
+                <w:szCs w:val="20"/>
+              </w:rPr>
+              <w:t xml:space="preserve">What do you think today's topic "Sprint 1 Check-In &amp; Review" is about?</w:t>
+            </w:r>
+            <w:r>
+              <w:rPr>
+                <w:rFonts w:ascii="Arial" w:cs="Arial" w:eastAsia="Arial" w:hAnsi="Arial"/>
+                <w:sz w:val="20"/>
+                <w:szCs w:val="20"/>
+              </w:rPr>
+              <w:br/>
+              <w:t xml:space="preserve"/>
+            </w:r>
+            <w:r>
+              <w:rPr>
+                <w:rFonts w:ascii="Arial" w:cs="Arial" w:eastAsia="Arial" w:hAnsi="Arial"/>
+                <w:b w:val="false"/>
+                <w:bCs w:val="false"/>
+                <w:i/>
+                <w:iCs/>
+                <w:color w:val="555555"/>
+                <w:sz w:val="20"/>
+                <w:szCs w:val="20"/>
+              </w:rPr>
+              <w:t xml:space="preserve">→ Pair-share your response, then 2–3 students share with the class.</w:t>
             </w:r>
           </w:p>
         </w:tc>
@@ -258,9 +388,9 @@
               <w:right w:val="single" w:color="CCCCCC" w:sz="1"/>
             </w:tcBorders>
             <w:tcMar>
-              <w:top w:type="dxa" w:w="60"/>
+              <w:top w:type="dxa" w:w="80"/>
               <w:left w:type="dxa" w:w="120"/>
-              <w:bottom w:type="dxa" w:w="60"/>
+              <w:bottom w:type="dxa" w:w="80"/>
               <w:right w:type="dxa" w:w="120"/>
             </w:tcMar>
           </w:tcPr>
@@ -287,20 +417,120 @@
               <w:right w:val="single" w:color="CCCCCC" w:sz="1"/>
             </w:tcBorders>
             <w:tcMar>
-              <w:top w:type="dxa" w:w="60"/>
+              <w:top w:type="dxa" w:w="80"/>
               <w:left w:type="dxa" w:w="120"/>
-              <w:bottom w:type="dxa" w:w="60"/>
+              <w:bottom w:type="dxa" w:w="80"/>
               <w:right w:type="dxa" w:w="120"/>
             </w:tcMar>
           </w:tcPr>
           <w:p>
-            <w:r>
-              <w:rPr>
-                <w:rFonts w:ascii="Arial" w:cs="Arial" w:eastAsia="Arial" w:hAnsi="Arial"/>
-                <w:sz w:val="20"/>
-                <w:szCs w:val="20"/>
-              </w:rPr>
-              <w:t xml:space="preserve">Mini Lesson: Sprint 1 Check-In &amp; Review</w:t>
+            <w:pPr>
+              <w:spacing w:after="80" w:before="80"/>
+            </w:pPr>
+            <w:r>
+              <w:rPr>
+                <w:rFonts w:ascii="Arial" w:cs="Arial" w:eastAsia="Arial" w:hAnsi="Arial"/>
+                <w:b/>
+                <w:bCs/>
+                <w:i w:val="false"/>
+                <w:iCs w:val="false"/>
+                <w:color w:val="000000"/>
+                <w:sz w:val="22"/>
+                <w:szCs w:val="22"/>
+              </w:rPr>
+              <w:t xml:space="preserve">Mini Lesson: </w:t>
+            </w:r>
+            <w:r>
+              <w:rPr>
+                <w:rFonts w:ascii="Arial" w:cs="Arial" w:eastAsia="Arial" w:hAnsi="Arial"/>
+                <w:b w:val="false"/>
+                <w:bCs w:val="false"/>
+                <w:i w:val="false"/>
+                <w:iCs w:val="false"/>
+                <w:color w:val="000000"/>
+                <w:sz w:val="22"/>
+                <w:szCs w:val="22"/>
+              </w:rPr>
+              <w:t xml:space="preserve">Sprint 1 Check-In &amp; Review</w:t>
+            </w:r>
+            <w:r>
+              <w:rPr>
+                <w:rFonts w:ascii="Arial" w:cs="Arial" w:eastAsia="Arial" w:hAnsi="Arial"/>
+                <w:sz w:val="20"/>
+                <w:szCs w:val="20"/>
+              </w:rPr>
+              <w:br/>
+              <w:t xml:space="preserve"/>
+            </w:r>
+            <w:r>
+              <w:rPr>
+                <w:rFonts w:ascii="Arial" w:cs="Arial" w:eastAsia="Arial" w:hAnsi="Arial"/>
+                <w:sz w:val="20"/>
+                <w:szCs w:val="20"/>
+              </w:rPr>
+              <w:br/>
+              <w:t xml:space="preserve"/>
+            </w:r>
+            <w:r>
+              <w:rPr>
+                <w:rFonts w:ascii="Arial" w:cs="Arial" w:eastAsia="Arial" w:hAnsi="Arial"/>
+                <w:b/>
+                <w:bCs/>
+                <w:i/>
+                <w:iCs/>
+                <w:color w:val="555555"/>
+                <w:sz w:val="20"/>
+                <w:szCs w:val="20"/>
+              </w:rPr>
+              <w:t xml:space="preserve">→ Live Demo — </w:t>
+            </w:r>
+            <w:r>
+              <w:rPr>
+                <w:rFonts w:ascii="Arial" w:cs="Arial" w:eastAsia="Arial" w:hAnsi="Arial"/>
+                <w:b w:val="false"/>
+                <w:bCs w:val="false"/>
+                <w:i/>
+                <w:iCs/>
+                <w:color w:val="555555"/>
+                <w:sz w:val="20"/>
+                <w:szCs w:val="20"/>
+              </w:rPr>
+              <w:t xml:space="preserve">type examples as students follow along in their own editor.</w:t>
+            </w:r>
+            <w:r>
+              <w:rPr>
+                <w:rFonts w:ascii="Arial" w:cs="Arial" w:eastAsia="Arial" w:hAnsi="Arial"/>
+                <w:sz w:val="20"/>
+                <w:szCs w:val="20"/>
+              </w:rPr>
+              <w:br/>
+              <w:t xml:space="preserve"/>
+            </w:r>
+            <w:r>
+              <w:rPr>
+                <w:rFonts w:ascii="Arial" w:cs="Arial" w:eastAsia="Arial" w:hAnsi="Arial"/>
+                <w:b/>
+                <w:bCs/>
+                <w:i/>
+                <w:iCs/>
+                <w:color w:val="555555"/>
+                <w:sz w:val="20"/>
+                <w:szCs w:val="20"/>
+              </w:rPr>
+              <w:t xml:space="preserve">→ Check for Understanding: </w:t>
+            </w:r>
+            <w:r>
+              <w:rPr>
+                <w:rFonts w:ascii="Arial" w:cs="Arial" w:eastAsia="Arial" w:hAnsi="Arial"/>
+                <w:b w:val="false"/>
+                <w:bCs w:val="false"/>
+                <w:i/>
+                <w:iCs/>
+                <w:color w:val="555555"/>
+                <w:sz w:val="20"/>
+                <w:szCs w:val="20"/>
+              </w:rPr>
+              <w:t xml:space="preserve">pause and cold-call: “Can someone explain what we just did in their own words?”</w:t>
             </w:r>
           </w:p>
         </w:tc>
@@ -316,9 +546,9 @@
               <w:right w:val="single" w:color="CCCCCC" w:sz="1"/>
             </w:tcBorders>
             <w:tcMar>
-              <w:top w:type="dxa" w:w="60"/>
+              <w:top w:type="dxa" w:w="80"/>
               <w:left w:type="dxa" w:w="120"/>
-              <w:bottom w:type="dxa" w:w="60"/>
+              <w:bottom w:type="dxa" w:w="80"/>
               <w:right w:type="dxa" w:w="120"/>
             </w:tcMar>
           </w:tcPr>
@@ -331,7 +561,7 @@
                 <w:sz w:val="20"/>
                 <w:szCs w:val="20"/>
               </w:rPr>
-              <w:t xml:space="preserve">15-20 min</w:t>
+              <w:t xml:space="preserve">15–20 min</w:t>
             </w:r>
           </w:p>
         </w:tc>
@@ -345,20 +575,81 @@
               <w:right w:val="single" w:color="CCCCCC" w:sz="1"/>
             </w:tcBorders>
             <w:tcMar>
-              <w:top w:type="dxa" w:w="60"/>
+              <w:top w:type="dxa" w:w="80"/>
               <w:left w:type="dxa" w:w="120"/>
-              <w:bottom w:type="dxa" w:w="60"/>
+              <w:bottom w:type="dxa" w:w="80"/>
               <w:right w:type="dxa" w:w="120"/>
             </w:tcMar>
           </w:tcPr>
           <w:p>
-            <w:r>
-              <w:rPr>
-                <w:rFonts w:ascii="Arial" w:cs="Arial" w:eastAsia="Arial" w:hAnsi="Arial"/>
-                <w:sz w:val="20"/>
-                <w:szCs w:val="20"/>
+            <w:pPr>
+              <w:spacing w:after="80" w:before="80"/>
+            </w:pPr>
+            <w:r>
+              <w:rPr>
+                <w:rFonts w:ascii="Arial" w:cs="Arial" w:eastAsia="Arial" w:hAnsi="Arial"/>
+                <w:b/>
+                <w:bCs/>
+                <w:i w:val="false"/>
+                <w:iCs w:val="false"/>
+                <w:color w:val="000000"/>
+                <w:sz w:val="22"/>
+                <w:szCs w:val="22"/>
               </w:rPr>
               <w:t xml:space="preserve">Independent Practice / Code Along</w:t>
+            </w:r>
+            <w:r>
+              <w:rPr>
+                <w:rFonts w:ascii="Arial" w:cs="Arial" w:eastAsia="Arial" w:hAnsi="Arial"/>
+                <w:sz w:val="20"/>
+                <w:szCs w:val="20"/>
+              </w:rPr>
+              <w:br/>
+              <w:t xml:space="preserve"/>
+            </w:r>
+            <w:r>
+              <w:rPr>
+                <w:rFonts w:ascii="Arial" w:cs="Arial" w:eastAsia="Arial" w:hAnsi="Arial"/>
+                <w:b w:val="false"/>
+                <w:bCs w:val="false"/>
+                <w:i w:val="false"/>
+                <w:iCs w:val="false"/>
+                <w:color w:val="000000"/>
+                <w:sz w:val="20"/>
+                <w:szCs w:val="20"/>
+              </w:rPr>
+              <w:t xml:space="preserve">    Work through problems from the day's exercise set.</w:t>
+            </w:r>
+            <w:r>
+              <w:rPr>
+                <w:rFonts w:ascii="Arial" w:cs="Arial" w:eastAsia="Arial" w:hAnsi="Arial"/>
+                <w:sz w:val="20"/>
+                <w:szCs w:val="20"/>
+              </w:rPr>
+              <w:br/>
+              <w:t xml:space="preserve"/>
+            </w:r>
+            <w:r>
+              <w:rPr>
+                <w:rFonts w:ascii="Arial" w:cs="Arial" w:eastAsia="Arial" w:hAnsi="Arial"/>
+                <w:sz w:val="20"/>
+                <w:szCs w:val="20"/>
+              </w:rPr>
+              <w:br/>
+              <w:t xml:space="preserve"/>
+            </w:r>
+            <w:r>
+              <w:rPr>
+                <w:rFonts w:ascii="Arial" w:cs="Arial" w:eastAsia="Arial" w:hAnsi="Arial"/>
+                <w:b w:val="false"/>
+                <w:bCs w:val="false"/>
+                <w:i/>
+                <w:iCs/>
+                <w:color w:val="555555"/>
+                <w:sz w:val="20"/>
+                <w:szCs w:val="20"/>
+              </w:rPr>
+              <w:t xml:space="preserve">→ Teacher circulates — offer hints, check for understanding.</w:t>
             </w:r>
           </w:p>
         </w:tc>
@@ -374,9 +665,9 @@
               <w:right w:val="single" w:color="CCCCCC" w:sz="1"/>
             </w:tcBorders>
             <w:tcMar>
-              <w:top w:type="dxa" w:w="60"/>
+              <w:top w:type="dxa" w:w="80"/>
               <w:left w:type="dxa" w:w="120"/>
-              <w:bottom w:type="dxa" w:w="60"/>
+              <w:bottom w:type="dxa" w:w="80"/>
               <w:right w:type="dxa" w:w="120"/>
             </w:tcMar>
           </w:tcPr>
@@ -403,20 +694,90 @@
               <w:right w:val="single" w:color="CCCCCC" w:sz="1"/>
             </w:tcBorders>
             <w:tcMar>
-              <w:top w:type="dxa" w:w="60"/>
+              <w:top w:type="dxa" w:w="80"/>
               <w:left w:type="dxa" w:w="120"/>
-              <w:bottom w:type="dxa" w:w="60"/>
+              <w:bottom w:type="dxa" w:w="80"/>
               <w:right w:type="dxa" w:w="120"/>
             </w:tcMar>
           </w:tcPr>
           <w:p>
-            <w:r>
-              <w:rPr>
-                <w:rFonts w:ascii="Arial" w:cs="Arial" w:eastAsia="Arial" w:hAnsi="Arial"/>
-                <w:sz w:val="20"/>
-                <w:szCs w:val="20"/>
+            <w:pPr>
+              <w:spacing w:after="80" w:before="80"/>
+            </w:pPr>
+            <w:r>
+              <w:rPr>
+                <w:rFonts w:ascii="Arial" w:cs="Arial" w:eastAsia="Arial" w:hAnsi="Arial"/>
+                <w:b/>
+                <w:bCs/>
+                <w:i w:val="false"/>
+                <w:iCs w:val="false"/>
+                <w:color w:val="000000"/>
+                <w:sz w:val="22"/>
+                <w:szCs w:val="22"/>
               </w:rPr>
               <w:t xml:space="preserve">Exit Ticket / Wrap-Up</w:t>
+            </w:r>
+            <w:r>
+              <w:rPr>
+                <w:rFonts w:ascii="Arial" w:cs="Arial" w:eastAsia="Arial" w:hAnsi="Arial"/>
+                <w:sz w:val="20"/>
+                <w:szCs w:val="20"/>
+              </w:rPr>
+              <w:br/>
+              <w:t xml:space="preserve"/>
+            </w:r>
+            <w:r>
+              <w:rPr>
+                <w:rFonts w:ascii="Arial" w:cs="Arial" w:eastAsia="Arial" w:hAnsi="Arial"/>
+                <w:sz w:val="20"/>
+                <w:szCs w:val="20"/>
+              </w:rPr>
+              <w:br/>
+              <w:t xml:space="preserve"/>
+            </w:r>
+            <w:r>
+              <w:rPr>
+                <w:rFonts w:ascii="Arial" w:cs="Arial" w:eastAsia="Arial" w:hAnsi="Arial"/>
+                <w:b w:val="false"/>
+                <w:bCs w:val="false"/>
+                <w:i w:val="false"/>
+                <w:iCs w:val="false"/>
+                <w:color w:val="000000"/>
+                <w:sz w:val="20"/>
+                <w:szCs w:val="20"/>
+              </w:rPr>
+              <w:t xml:space="preserve">What is one key concept you learned today?</w:t>
+            </w:r>
+            <w:r>
+              <w:rPr>
+                <w:rFonts w:ascii="Arial" w:cs="Arial" w:eastAsia="Arial" w:hAnsi="Arial"/>
+                <w:sz w:val="20"/>
+                <w:szCs w:val="20"/>
+              </w:rPr>
+              <w:br/>
+              <w:t xml:space="preserve"/>
+            </w:r>
+            <w:r>
+              <w:rPr>
+                <w:rFonts w:ascii="Arial" w:cs="Arial" w:eastAsia="Arial" w:hAnsi="Arial"/>
+                <w:sz w:val="20"/>
+                <w:szCs w:val="20"/>
+              </w:rPr>
+              <w:br/>
+              <w:t xml:space="preserve"/>
+            </w:r>
+            <w:r>
+              <w:rPr>
+                <w:rFonts w:ascii="Arial" w:cs="Arial" w:eastAsia="Arial" w:hAnsi="Arial"/>
+                <w:b w:val="false"/>
+                <w:bCs w:val="false"/>
+                <w:i/>
+                <w:iCs/>
+                <w:color w:val="555555"/>
+                <w:sz w:val="20"/>
+                <w:szCs w:val="20"/>
+              </w:rPr>
+              <w:t xml:space="preserve">→ 3–2–1: Name 3 things learned, 2 new vocab words, 1 question you still have.</w:t>
             </w:r>
           </w:p>
         </w:tc>

--- a/Coding 2 - year/Unit 7 - Capstone Project/Daily Lesson Plans/Word/Day 9.docx
+++ b/Coding 2 - year/Unit 7 - Capstone Project/Daily Lesson Plans/Word/Day 9.docx
@@ -319,7 +319,7 @@
                 <w:sz w:val="20"/>
                 <w:szCs w:val="20"/>
               </w:rPr>
-              <w:t xml:space="preserve">    What do you remember from last class?</w:t>
+              <w:t xml:space="preserve">    What do you already know about Sprint 1 Check-In &amp; Review? Write down at least one thing.</w:t>
             </w:r>
             <w:r>
               <w:rPr>
@@ -350,7 +350,7 @@
                 <w:sz w:val="20"/>
                 <w:szCs w:val="20"/>
               </w:rPr>
-              <w:t xml:space="preserve">What do you think today's topic "Sprint 1 Check-In &amp; Review" is about?</w:t>
+              <w:t xml:space="preserve">Today’s Goal: Explore and practice Sprint 1 Check-In &amp; Review.</w:t>
             </w:r>
             <w:r>
               <w:rPr>
@@ -746,7 +746,7 @@
                 <w:sz w:val="20"/>
                 <w:szCs w:val="20"/>
               </w:rPr>
-              <w:t xml:space="preserve">What is one key concept you learned today?</w:t>
+              <w:t xml:space="preserve">Name one new thing you learned about Sprint 1 Check-In &amp; Review today and one question you still have.</w:t>
             </w:r>
             <w:r>
               <w:rPr>

--- a/Coding 2 - year/Unit 7 - Capstone Project/Daily Lesson Plans/Word/Day 9.docx
+++ b/Coding 2 - year/Unit 7 - Capstone Project/Daily Lesson Plans/Word/Day 9.docx
@@ -342,6 +342,72 @@
             <w:r>
               <w:rPr>
                 <w:rFonts w:ascii="Arial" w:cs="Arial" w:eastAsia="Arial" w:hAnsi="Arial"/>
+                <w:b/>
+                <w:bCs/>
+                <w:i w:val="false"/>
+                <w:iCs w:val="false"/>
+                <w:color w:val="000000"/>
+                <w:sz w:val="20"/>
+                <w:szCs w:val="20"/>
+              </w:rPr>
+              <w:t xml:space="preserve">Vocabulary Preview — </w:t>
+            </w:r>
+            <w:r>
+              <w:rPr>
+                <w:rFonts w:ascii="Arial" w:cs="Arial" w:eastAsia="Arial" w:hAnsi="Arial"/>
+                <w:b w:val="false"/>
+                <w:bCs w:val="false"/>
+                <w:i w:val="false"/>
+                <w:iCs w:val="false"/>
+                <w:color w:val="000000"/>
+                <w:sz w:val="20"/>
+                <w:szCs w:val="20"/>
+              </w:rPr>
+              <w:t xml:space="preserve">terms we'll use today:</w:t>
+            </w:r>
+            <w:r>
+              <w:rPr>
+                <w:rFonts w:ascii="Arial" w:cs="Arial" w:eastAsia="Arial" w:hAnsi="Arial"/>
+                <w:sz w:val="20"/>
+                <w:szCs w:val="20"/>
+              </w:rPr>
+              <w:br/>
+              <w:t xml:space="preserve"/>
+            </w:r>
+            <w:r>
+              <w:rPr>
+                <w:rFonts w:ascii="Arial" w:cs="Arial" w:eastAsia="Arial" w:hAnsi="Arial"/>
+                <w:b w:val="false"/>
+                <w:bCs w:val="false"/>
+                <w:i w:val="false"/>
+                <w:iCs w:val="false"/>
+                <w:color w:val="000000"/>
+                <w:sz w:val="20"/>
+                <w:szCs w:val="20"/>
+              </w:rPr>
+              <w:t xml:space="preserve">    • Minutes 0-10   •   Group Standup   •   Minutes 10-50   •   Demo Observation Form   •   Minutes 50-55   •   Debrief &amp; Planning for Sprint 2</w:t>
+            </w:r>
+            <w:r>
+              <w:rPr>
+                <w:rFonts w:ascii="Arial" w:cs="Arial" w:eastAsia="Arial" w:hAnsi="Arial"/>
+                <w:sz w:val="20"/>
+                <w:szCs w:val="20"/>
+              </w:rPr>
+              <w:br/>
+              <w:t xml:space="preserve"/>
+            </w:r>
+            <w:r>
+              <w:rPr>
+                <w:rFonts w:ascii="Arial" w:cs="Arial" w:eastAsia="Arial" w:hAnsi="Arial"/>
+                <w:sz w:val="20"/>
+                <w:szCs w:val="20"/>
+              </w:rPr>
+              <w:br/>
+              <w:t xml:space="preserve"/>
+            </w:r>
+            <w:r>
+              <w:rPr>
+                <w:rFonts w:ascii="Arial" w:cs="Arial" w:eastAsia="Arial" w:hAnsi="Arial"/>
                 <w:b w:val="false"/>
                 <w:bCs w:val="false"/>
                 <w:i/>
@@ -474,6 +540,310 @@
             <w:r>
               <w:rPr>
                 <w:rFonts w:ascii="Arial" w:cs="Arial" w:eastAsia="Arial" w:hAnsi="Arial"/>
+                <w:b w:val="false"/>
+                <w:bCs w:val="false"/>
+                <w:i w:val="false"/>
+                <w:iCs w:val="false"/>
+                <w:color w:val="000000"/>
+                <w:sz w:val="20"/>
+                <w:szCs w:val="20"/>
+              </w:rPr>
+              <w:t xml:space="preserve">It's time to step back and assess. You'll demonstrate what you've built, hear what's working well, and identify what needs to change for Sprint 2. Check-ins are a normal part of software development—even professional teams do them every few weeks.</w:t>
+            </w:r>
+            <w:r>
+              <w:rPr>
+                <w:rFonts w:ascii="Arial" w:cs="Arial" w:eastAsia="Arial" w:hAnsi="Arial"/>
+                <w:sz w:val="20"/>
+                <w:szCs w:val="20"/>
+              </w:rPr>
+              <w:br/>
+              <w:t xml:space="preserve"/>
+            </w:r>
+            <w:r>
+              <w:rPr>
+                <w:rFonts w:ascii="Arial" w:cs="Arial" w:eastAsia="Arial" w:hAnsi="Arial"/>
+                <w:b w:val="false"/>
+                <w:bCs w:val="false"/>
+                <w:i w:val="false"/>
+                <w:iCs w:val="false"/>
+                <w:color w:val="000000"/>
+                <w:sz w:val="20"/>
+                <w:szCs w:val="20"/>
+              </w:rPr>
+              <w:t xml:space="preserve">Minutes 10-50: Individual Demos (5 min per student)</w:t>
+            </w:r>
+            <w:r>
+              <w:rPr>
+                <w:rFonts w:ascii="Arial" w:cs="Arial" w:eastAsia="Arial" w:hAnsi="Arial"/>
+                <w:sz w:val="20"/>
+                <w:szCs w:val="20"/>
+              </w:rPr>
+              <w:br/>
+              <w:t xml:space="preserve"/>
+            </w:r>
+            <w:r>
+              <w:rPr>
+                <w:rFonts w:ascii="Arial" w:cs="Arial" w:eastAsia="Arial" w:hAnsi="Arial"/>
+                <w:sz w:val="20"/>
+                <w:szCs w:val="20"/>
+              </w:rPr>
+              <w:br/>
+              <w:t xml:space="preserve"/>
+            </w:r>
+            <w:r>
+              <w:rPr>
+                <w:rFonts w:ascii="Arial" w:cs="Arial" w:eastAsia="Arial" w:hAnsi="Arial"/>
+                <w:b/>
+                <w:bCs/>
+                <w:i w:val="false"/>
+                <w:iCs w:val="false"/>
+                <w:color w:val="000000"/>
+                <w:sz w:val="20"/>
+                <w:szCs w:val="20"/>
+              </w:rPr>
+              <w:t xml:space="preserve">Key Concepts:</w:t>
+            </w:r>
+            <w:r>
+              <w:rPr>
+                <w:rFonts w:ascii="Arial" w:cs="Arial" w:eastAsia="Arial" w:hAnsi="Arial"/>
+                <w:sz w:val="20"/>
+                <w:szCs w:val="20"/>
+              </w:rPr>
+              <w:br/>
+              <w:t xml:space="preserve"/>
+            </w:r>
+            <w:r>
+              <w:rPr>
+                <w:rFonts w:ascii="Arial" w:cs="Arial" w:eastAsia="Arial" w:hAnsi="Arial"/>
+                <w:b w:val="false"/>
+                <w:bCs w:val="false"/>
+                <w:i w:val="false"/>
+                <w:iCs w:val="false"/>
+                <w:color w:val="000000"/>
+                <w:sz w:val="20"/>
+                <w:szCs w:val="20"/>
+              </w:rPr>
+              <w:t xml:space="preserve">    • Teacher: introduce the Sprint Review</w:t>
+            </w:r>
+            <w:r>
+              <w:rPr>
+                <w:rFonts w:ascii="Arial" w:cs="Arial" w:eastAsia="Arial" w:hAnsi="Arial"/>
+                <w:sz w:val="20"/>
+                <w:szCs w:val="20"/>
+              </w:rPr>
+              <w:br/>
+              <w:t xml:space="preserve"/>
+            </w:r>
+            <w:r>
+              <w:rPr>
+                <w:rFonts w:ascii="Arial" w:cs="Arial" w:eastAsia="Arial" w:hAnsi="Arial"/>
+                <w:b w:val="false"/>
+                <w:bCs w:val="false"/>
+                <w:i w:val="false"/>
+                <w:iCs w:val="false"/>
+                <w:color w:val="000000"/>
+                <w:sz w:val="20"/>
+                <w:szCs w:val="20"/>
+              </w:rPr>
+              <w:t xml:space="preserve">    • What is a "demonstration"? (show working features, not just code)</w:t>
+            </w:r>
+            <w:r>
+              <w:rPr>
+                <w:rFonts w:ascii="Arial" w:cs="Arial" w:eastAsia="Arial" w:hAnsi="Arial"/>
+                <w:sz w:val="20"/>
+                <w:szCs w:val="20"/>
+              </w:rPr>
+              <w:br/>
+              <w:t xml:space="preserve"/>
+            </w:r>
+            <w:r>
+              <w:rPr>
+                <w:rFonts w:ascii="Arial" w:cs="Arial" w:eastAsia="Arial" w:hAnsi="Arial"/>
+                <w:b w:val="false"/>
+                <w:bCs w:val="false"/>
+                <w:i w:val="false"/>
+                <w:iCs w:val="false"/>
+                <w:color w:val="000000"/>
+                <w:sz w:val="20"/>
+                <w:szCs w:val="20"/>
+              </w:rPr>
+              <w:t xml:space="preserve">    • Ground rules: give positive feedback, ask clarifying questions</w:t>
+            </w:r>
+            <w:r>
+              <w:rPr>
+                <w:rFonts w:ascii="Arial" w:cs="Arial" w:eastAsia="Arial" w:hAnsi="Arial"/>
+                <w:sz w:val="20"/>
+                <w:szCs w:val="20"/>
+              </w:rPr>
+              <w:br/>
+              <w:t xml:space="preserve"/>
+            </w:r>
+            <w:r>
+              <w:rPr>
+                <w:rFonts w:ascii="Arial" w:cs="Arial" w:eastAsia="Arial" w:hAnsi="Arial"/>
+                <w:b w:val="false"/>
+                <w:bCs w:val="false"/>
+                <w:i w:val="false"/>
+                <w:iCs w:val="false"/>
+                <w:color w:val="000000"/>
+                <w:sz w:val="20"/>
+                <w:szCs w:val="20"/>
+              </w:rPr>
+              <w:t xml:space="preserve">    • Student runs their app and shows what works</w:t>
+            </w:r>
+            <w:r>
+              <w:rPr>
+                <w:rFonts w:ascii="Arial" w:cs="Arial" w:eastAsia="Arial" w:hAnsi="Arial"/>
+                <w:sz w:val="20"/>
+                <w:szCs w:val="20"/>
+              </w:rPr>
+              <w:br/>
+              <w:t xml:space="preserve"/>
+            </w:r>
+            <w:r>
+              <w:rPr>
+                <w:rFonts w:ascii="Arial" w:cs="Arial" w:eastAsia="Arial" w:hAnsi="Arial"/>
+                <w:b w:val="false"/>
+                <w:bCs w:val="false"/>
+                <w:i w:val="false"/>
+                <w:iCs w:val="false"/>
+                <w:color w:val="000000"/>
+                <w:sz w:val="20"/>
+                <w:szCs w:val="20"/>
+              </w:rPr>
+              <w:t xml:space="preserve">    • Narrate: "Here I'm adding a student... now I'm saving... now I'm loading..."</w:t>
+            </w:r>
+            <w:r>
+              <w:rPr>
+                <w:rFonts w:ascii="Arial" w:cs="Arial" w:eastAsia="Arial" w:hAnsi="Arial"/>
+                <w:sz w:val="20"/>
+                <w:szCs w:val="20"/>
+              </w:rPr>
+              <w:br/>
+              <w:t xml:space="preserve"/>
+            </w:r>
+            <w:r>
+              <w:rPr>
+                <w:rFonts w:ascii="Arial" w:cs="Arial" w:eastAsia="Arial" w:hAnsi="Arial"/>
+                <w:b w:val="false"/>
+                <w:bCs w:val="false"/>
+                <w:i w:val="false"/>
+                <w:iCs w:val="false"/>
+                <w:color w:val="000000"/>
+                <w:sz w:val="20"/>
+                <w:szCs w:val="20"/>
+              </w:rPr>
+              <w:t xml:space="preserve">    • Teacher &amp; peers ask questions and take notes</w:t>
+            </w:r>
+            <w:r>
+              <w:rPr>
+                <w:rFonts w:ascii="Arial" w:cs="Arial" w:eastAsia="Arial" w:hAnsi="Arial"/>
+                <w:sz w:val="20"/>
+                <w:szCs w:val="20"/>
+              </w:rPr>
+              <w:br/>
+              <w:t xml:space="preserve"/>
+            </w:r>
+            <w:r>
+              <w:rPr>
+                <w:rFonts w:ascii="Arial" w:cs="Arial" w:eastAsia="Arial" w:hAnsi="Arial"/>
+                <w:b w:val="false"/>
+                <w:bCs w:val="false"/>
+                <w:i w:val="false"/>
+                <w:iCs w:val="false"/>
+                <w:color w:val="000000"/>
+                <w:sz w:val="20"/>
+                <w:szCs w:val="20"/>
+              </w:rPr>
+              <w:t xml:space="preserve">    • Use the Demo Observation Form (below)</w:t>
+            </w:r>
+            <w:r>
+              <w:rPr>
+                <w:rFonts w:ascii="Arial" w:cs="Arial" w:eastAsia="Arial" w:hAnsi="Arial"/>
+                <w:sz w:val="20"/>
+                <w:szCs w:val="20"/>
+              </w:rPr>
+              <w:br/>
+              <w:t xml:space="preserve"/>
+            </w:r>
+            <w:r>
+              <w:rPr>
+                <w:rFonts w:ascii="Arial" w:cs="Arial" w:eastAsia="Arial" w:hAnsi="Arial"/>
+                <w:b w:val="false"/>
+                <w:bCs w:val="false"/>
+                <w:i w:val="false"/>
+                <w:iCs w:val="false"/>
+                <w:color w:val="000000"/>
+                <w:sz w:val="20"/>
+                <w:szCs w:val="20"/>
+              </w:rPr>
+              <w:t xml:space="preserve">    • Discuss: What worked? What was harder?</w:t>
+            </w:r>
+            <w:r>
+              <w:rPr>
+                <w:rFonts w:ascii="Arial" w:cs="Arial" w:eastAsia="Arial" w:hAnsi="Arial"/>
+                <w:sz w:val="20"/>
+                <w:szCs w:val="20"/>
+              </w:rPr>
+              <w:br/>
+              <w:t xml:space="preserve"/>
+            </w:r>
+            <w:r>
+              <w:rPr>
+                <w:rFonts w:ascii="Arial" w:cs="Arial" w:eastAsia="Arial" w:hAnsi="Arial"/>
+                <w:sz w:val="20"/>
+                <w:szCs w:val="20"/>
+              </w:rPr>
+              <w:br/>
+              <w:t xml:space="preserve"/>
+            </w:r>
+            <w:r>
+              <w:rPr>
+                <w:rFonts w:ascii="Arial" w:cs="Arial" w:eastAsia="Arial" w:hAnsi="Arial"/>
+                <w:b/>
+                <w:bCs/>
+                <w:i w:val="false"/>
+                <w:iCs w:val="false"/>
+                <w:color w:val="000000"/>
+                <w:sz w:val="20"/>
+                <w:szCs w:val="20"/>
+              </w:rPr>
+              <w:t xml:space="preserve">Vocabulary: </w:t>
+            </w:r>
+            <w:r>
+              <w:rPr>
+                <w:rFonts w:ascii="Arial" w:cs="Arial" w:eastAsia="Arial" w:hAnsi="Arial"/>
+                <w:b w:val="false"/>
+                <w:bCs w:val="false"/>
+                <w:i w:val="false"/>
+                <w:iCs w:val="false"/>
+                <w:color w:val="000000"/>
+                <w:sz w:val="20"/>
+                <w:szCs w:val="20"/>
+              </w:rPr>
+              <w:t xml:space="preserve">Minutes 0-10, Group Standup, Minutes 10-50, Demo Observation Form, Minutes 50-55, Debrief &amp; Planning for Sprint 2</w:t>
+            </w:r>
+            <w:r>
+              <w:rPr>
+                <w:rFonts w:ascii="Arial" w:cs="Arial" w:eastAsia="Arial" w:hAnsi="Arial"/>
+                <w:sz w:val="20"/>
+                <w:szCs w:val="20"/>
+              </w:rPr>
+              <w:br/>
+              <w:t xml:space="preserve"/>
+            </w:r>
+            <w:r>
+              <w:rPr>
+                <w:rFonts w:ascii="Arial" w:cs="Arial" w:eastAsia="Arial" w:hAnsi="Arial"/>
+                <w:sz w:val="20"/>
+                <w:szCs w:val="20"/>
+              </w:rPr>
+              <w:br/>
+              <w:t xml:space="preserve"/>
+            </w:r>
+            <w:r>
+              <w:rPr>
+                <w:rFonts w:ascii="Arial" w:cs="Arial" w:eastAsia="Arial" w:hAnsi="Arial"/>
                 <w:b/>
                 <w:bCs/>
                 <w:i/>
@@ -561,7 +931,7 @@
                 <w:sz w:val="20"/>
                 <w:szCs w:val="20"/>
               </w:rPr>
-              <w:t xml:space="preserve">15–20 min</w:t>
+              <w:t xml:space="preserve">15 min</w:t>
             </w:r>
           </w:p>
         </w:tc>
@@ -596,7 +966,16 @@
                 <w:sz w:val="22"/>
                 <w:szCs w:val="22"/>
               </w:rPr>
-              <w:t xml:space="preserve">Independent Practice / Code Along</w:t>
+              <w:t xml:space="preserve">Guided Practice</w:t>
+            </w:r>
+            <w:r>
+              <w:rPr>
+                <w:rFonts w:ascii="Arial" w:cs="Arial" w:eastAsia="Arial" w:hAnsi="Arial"/>
+                <w:sz w:val="20"/>
+                <w:szCs w:val="20"/>
+              </w:rPr>
+              <w:br/>
+              <w:t xml:space="preserve"/>
             </w:r>
             <w:r>
               <w:rPr>
@@ -618,7 +997,11 @@
                 <w:sz w:val="20"/>
                 <w:szCs w:val="20"/>
               </w:rPr>
-              <w:t xml:space="preserve">    Work through problems from the day's exercise set.</w:t>
+              <w:t xml:space="preserve">- [ ] Demo completed and observed
+- [ ] Feedback received
+- [ ] Retrospective questions answered
+- [ ] Sprint 1 blockers identified
+- [ ] Sprint 2 plan updated</w:t>
             </w:r>
             <w:r>
               <w:rPr>
@@ -649,7 +1032,7 @@
                 <w:sz w:val="20"/>
                 <w:szCs w:val="20"/>
               </w:rPr>
-              <w:t xml:space="preserve">→ Teacher circulates — offer hints, check for understanding.</w:t>
+              <w:t xml:space="preserve">→ Teacher models — students try alongside, then compare results.</w:t>
             </w:r>
           </w:p>
         </w:tc>
@@ -680,7 +1063,7 @@
                 <w:sz w:val="20"/>
                 <w:szCs w:val="20"/>
               </w:rPr>
-              <w:t xml:space="preserve">5 min</w:t>
+              <w:t xml:space="preserve">15–20 min</w:t>
             </w:r>
           </w:p>
         </w:tc>
@@ -715,16 +1098,7 @@
                 <w:sz w:val="22"/>
                 <w:szCs w:val="22"/>
               </w:rPr>
-              <w:t xml:space="preserve">Exit Ticket / Wrap-Up</w:t>
-            </w:r>
-            <w:r>
-              <w:rPr>
-                <w:rFonts w:ascii="Arial" w:cs="Arial" w:eastAsia="Arial" w:hAnsi="Arial"/>
-                <w:sz w:val="20"/>
-                <w:szCs w:val="20"/>
-              </w:rPr>
-              <w:br/>
-              <w:t xml:space="preserve"/>
+              <w:t xml:space="preserve">Independent Practice / Code Along</w:t>
             </w:r>
             <w:r>
               <w:rPr>
@@ -746,7 +1120,29 @@
                 <w:sz w:val="20"/>
                 <w:szCs w:val="20"/>
               </w:rPr>
-              <w:t xml:space="preserve">Name one new thing you learned about Sprint 1 Check-In &amp; Review today and one question you still have.</w:t>
+              <w:t xml:space="preserve">    Students work independently on their projects, following the checklist.</w:t>
+            </w:r>
+            <w:r>
+              <w:rPr>
+                <w:rFonts w:ascii="Arial" w:cs="Arial" w:eastAsia="Arial" w:hAnsi="Arial"/>
+                <w:sz w:val="20"/>
+                <w:szCs w:val="20"/>
+              </w:rPr>
+              <w:br/>
+              <w:t xml:space="preserve"/>
+            </w:r>
+            <w:r>
+              <w:rPr>
+                <w:rFonts w:ascii="Arial" w:cs="Arial" w:eastAsia="Arial" w:hAnsi="Arial"/>
+                <w:b w:val="false"/>
+                <w:bCs w:val="false"/>
+                <w:i w:val="false"/>
+                <w:iCs w:val="false"/>
+                <w:color w:val="000000"/>
+                <w:sz w:val="20"/>
+                <w:szCs w:val="20"/>
+              </w:rPr>
+              <w:t xml:space="preserve">    Check in with each student to review progress and unblock issues.</w:t>
             </w:r>
             <w:r>
               <w:rPr>
@@ -777,6 +1173,134 @@
                 <w:sz w:val="20"/>
                 <w:szCs w:val="20"/>
               </w:rPr>
+              <w:t xml:space="preserve">→ Teacher circulates — offer hints, check for understanding.</w:t>
+            </w:r>
+          </w:p>
+        </w:tc>
+      </w:tr>
+      <w:tr>
+        <w:tc>
+          <w:tcPr>
+            <w:tcW w:type="dxa" w:w="1800"/>
+            <w:tcBorders>
+              <w:top w:val="single" w:color="CCCCCC" w:sz="1"/>
+              <w:left w:val="single" w:color="CCCCCC" w:sz="1"/>
+              <w:bottom w:val="single" w:color="CCCCCC" w:sz="1"/>
+              <w:right w:val="single" w:color="CCCCCC" w:sz="1"/>
+            </w:tcBorders>
+            <w:tcMar>
+              <w:top w:type="dxa" w:w="80"/>
+              <w:left w:type="dxa" w:w="120"/>
+              <w:bottom w:type="dxa" w:w="80"/>
+              <w:right w:type="dxa" w:w="120"/>
+            </w:tcMar>
+          </w:tcPr>
+          <w:p>
+            <w:r>
+              <w:rPr>
+                <w:rFonts w:ascii="Arial" w:cs="Arial" w:eastAsia="Arial" w:hAnsi="Arial"/>
+                <w:b/>
+                <w:bCs/>
+                <w:sz w:val="20"/>
+                <w:szCs w:val="20"/>
+              </w:rPr>
+              <w:t xml:space="preserve">5 min</w:t>
+            </w:r>
+          </w:p>
+        </w:tc>
+        <w:tc>
+          <w:tcPr>
+            <w:tcW w:type="dxa" w:w="7560"/>
+            <w:tcBorders>
+              <w:top w:val="single" w:color="CCCCCC" w:sz="1"/>
+              <w:left w:val="single" w:color="CCCCCC" w:sz="1"/>
+              <w:bottom w:val="single" w:color="CCCCCC" w:sz="1"/>
+              <w:right w:val="single" w:color="CCCCCC" w:sz="1"/>
+            </w:tcBorders>
+            <w:tcMar>
+              <w:top w:type="dxa" w:w="80"/>
+              <w:left w:type="dxa" w:w="120"/>
+              <w:bottom w:type="dxa" w:w="80"/>
+              <w:right w:type="dxa" w:w="120"/>
+            </w:tcMar>
+          </w:tcPr>
+          <w:p>
+            <w:pPr>
+              <w:spacing w:after="80" w:before="80"/>
+            </w:pPr>
+            <w:r>
+              <w:rPr>
+                <w:rFonts w:ascii="Arial" w:cs="Arial" w:eastAsia="Arial" w:hAnsi="Arial"/>
+                <w:b/>
+                <w:bCs/>
+                <w:i w:val="false"/>
+                <w:iCs w:val="false"/>
+                <w:color w:val="000000"/>
+                <w:sz w:val="22"/>
+                <w:szCs w:val="22"/>
+              </w:rPr>
+              <w:t xml:space="preserve">Exit Ticket / Wrap-Up</w:t>
+            </w:r>
+            <w:r>
+              <w:rPr>
+                <w:rFonts w:ascii="Arial" w:cs="Arial" w:eastAsia="Arial" w:hAnsi="Arial"/>
+                <w:sz w:val="20"/>
+                <w:szCs w:val="20"/>
+              </w:rPr>
+              <w:br/>
+              <w:t xml:space="preserve"/>
+            </w:r>
+            <w:r>
+              <w:rPr>
+                <w:rFonts w:ascii="Arial" w:cs="Arial" w:eastAsia="Arial" w:hAnsi="Arial"/>
+                <w:sz w:val="20"/>
+                <w:szCs w:val="20"/>
+              </w:rPr>
+              <w:br/>
+              <w:t xml:space="preserve"/>
+            </w:r>
+            <w:r>
+              <w:rPr>
+                <w:rFonts w:ascii="Arial" w:cs="Arial" w:eastAsia="Arial" w:hAnsi="Arial"/>
+                <w:b w:val="false"/>
+                <w:bCs w:val="false"/>
+                <w:i w:val="false"/>
+                <w:iCs w:val="false"/>
+                <w:color w:val="000000"/>
+                <w:sz w:val="20"/>
+                <w:szCs w:val="20"/>
+              </w:rPr>
+              <w:t xml:space="preserve">Name one new thing you learned about Sprint 1 Check-In &amp; Review today and one question you still have.</w:t>
+            </w:r>
+            <w:r>
+              <w:rPr>
+                <w:rFonts w:ascii="Arial" w:cs="Arial" w:eastAsia="Arial" w:hAnsi="Arial"/>
+                <w:sz w:val="20"/>
+                <w:szCs w:val="20"/>
+              </w:rPr>
+              <w:br/>
+              <w:t xml:space="preserve"/>
+            </w:r>
+            <w:r>
+              <w:rPr>
+                <w:rFonts w:ascii="Arial" w:cs="Arial" w:eastAsia="Arial" w:hAnsi="Arial"/>
+                <w:sz w:val="20"/>
+                <w:szCs w:val="20"/>
+              </w:rPr>
+              <w:br/>
+              <w:t xml:space="preserve"/>
+            </w:r>
+            <w:r>
+              <w:rPr>
+                <w:rFonts w:ascii="Arial" w:cs="Arial" w:eastAsia="Arial" w:hAnsi="Arial"/>
+                <w:b w:val="false"/>
+                <w:bCs w:val="false"/>
+                <w:i/>
+                <w:iCs/>
+                <w:color w:val="555555"/>
+                <w:sz w:val="20"/>
+                <w:szCs w:val="20"/>
+              </w:rPr>
               <w:t xml:space="preserve">→ 3–2–1: Name 3 things learned, 2 new vocab words, 1 question you still have.</w:t>
             </w:r>
           </w:p>
@@ -786,6 +1310,1305 @@
     <w:p>
       <w:pPr>
         <w:spacing w:after="200"/>
+      </w:pPr>
+    </w:p>
+    <w:p>
+      <w:pPr>
+        <w:pBdr>
+          <w:bottom w:val="single" w:color="1B7A4A" w:sz="4" w:space="4"/>
+        </w:pBdr>
+        <w:spacing w:after="100" w:before="120"/>
+      </w:pPr>
+      <w:r>
+        <w:rPr>
+          <w:rFonts w:ascii="Arial" w:cs="Arial" w:eastAsia="Arial" w:hAnsi="Arial"/>
+          <w:b/>
+          <w:bCs/>
+          <w:color w:val="1B7A4A"/>
+          <w:sz w:val="24"/>
+          <w:szCs w:val="24"/>
+        </w:rPr>
+        <w:t xml:space="preserve">Key Concepts</w:t>
+      </w:r>
+    </w:p>
+    <w:p>
+      <w:pPr>
+        <w:spacing w:after="60"/>
+      </w:pPr>
+      <w:r>
+        <w:rPr>
+          <w:rFonts w:ascii="Arial" w:cs="Arial" w:eastAsia="Arial" w:hAnsi="Arial"/>
+          <w:sz w:val="20"/>
+          <w:szCs w:val="20"/>
+        </w:rPr>
+        <w:t xml:space="preserve">It's time to step back and assess. You'll demonstrate what you've built, hear what's working well, and identify what needs to change for Sprint 2. Check-ins are a normal part of software development—even professional teams do them every few weeks.</w:t>
+      </w:r>
+    </w:p>
+    <w:p>
+      <w:pPr>
+        <w:spacing w:after="60"/>
+      </w:pPr>
+      <w:r>
+        <w:rPr>
+          <w:rFonts w:ascii="Arial" w:cs="Arial" w:eastAsia="Arial" w:hAnsi="Arial"/>
+          <w:sz w:val="20"/>
+          <w:szCs w:val="20"/>
+        </w:rPr>
+        <w:t xml:space="preserve">Minutes 0-10: Group Standup</w:t>
+      </w:r>
+    </w:p>
+    <w:p>
+      <w:pPr>
+        <w:spacing w:after="60"/>
+        <w:ind w:left="360"/>
+      </w:pPr>
+      <w:r>
+        <w:rPr>
+          <w:rFonts w:ascii="Arial" w:cs="Arial" w:eastAsia="Arial" w:hAnsi="Arial"/>
+          <w:sz w:val="20"/>
+          <w:szCs w:val="20"/>
+        </w:rPr>
+        <w:t xml:space="preserve">• </w:t>
+      </w:r>
+      <w:r>
+        <w:rPr>
+          <w:rFonts w:ascii="Arial" w:cs="Arial" w:eastAsia="Arial" w:hAnsi="Arial"/>
+          <w:sz w:val="20"/>
+          <w:szCs w:val="20"/>
+        </w:rPr>
+        <w:t xml:space="preserve">Teacher: introduce the Sprint Review</w:t>
+      </w:r>
+    </w:p>
+    <w:p>
+      <w:pPr>
+        <w:spacing w:after="60"/>
+        <w:ind w:left="360"/>
+      </w:pPr>
+      <w:r>
+        <w:rPr>
+          <w:rFonts w:ascii="Arial" w:cs="Arial" w:eastAsia="Arial" w:hAnsi="Arial"/>
+          <w:sz w:val="20"/>
+          <w:szCs w:val="20"/>
+        </w:rPr>
+        <w:t xml:space="preserve">• </w:t>
+      </w:r>
+      <w:r>
+        <w:rPr>
+          <w:rFonts w:ascii="Arial" w:cs="Arial" w:eastAsia="Arial" w:hAnsi="Arial"/>
+          <w:sz w:val="20"/>
+          <w:szCs w:val="20"/>
+        </w:rPr>
+        <w:t xml:space="preserve">What is a "demonstration"? (show working features, not just code)</w:t>
+      </w:r>
+    </w:p>
+    <w:p>
+      <w:pPr>
+        <w:spacing w:after="60"/>
+        <w:ind w:left="360"/>
+      </w:pPr>
+      <w:r>
+        <w:rPr>
+          <w:rFonts w:ascii="Arial" w:cs="Arial" w:eastAsia="Arial" w:hAnsi="Arial"/>
+          <w:sz w:val="20"/>
+          <w:szCs w:val="20"/>
+        </w:rPr>
+        <w:t xml:space="preserve">• </w:t>
+      </w:r>
+      <w:r>
+        <w:rPr>
+          <w:rFonts w:ascii="Arial" w:cs="Arial" w:eastAsia="Arial" w:hAnsi="Arial"/>
+          <w:sz w:val="20"/>
+          <w:szCs w:val="20"/>
+        </w:rPr>
+        <w:t xml:space="preserve">Ground rules: give positive feedback, ask clarifying questions</w:t>
+      </w:r>
+    </w:p>
+    <w:p>
+      <w:pPr>
+        <w:spacing w:after="60"/>
+      </w:pPr>
+      <w:r>
+        <w:rPr>
+          <w:rFonts w:ascii="Arial" w:cs="Arial" w:eastAsia="Arial" w:hAnsi="Arial"/>
+          <w:sz w:val="20"/>
+          <w:szCs w:val="20"/>
+        </w:rPr>
+        <w:t xml:space="preserve">Minutes 10-50: Individual Demos (5 min per student)</w:t>
+      </w:r>
+    </w:p>
+    <w:p>
+      <w:pPr>
+        <w:spacing w:after="60"/>
+        <w:ind w:left="360"/>
+      </w:pPr>
+      <w:r>
+        <w:rPr>
+          <w:rFonts w:ascii="Arial" w:cs="Arial" w:eastAsia="Arial" w:hAnsi="Arial"/>
+          <w:sz w:val="20"/>
+          <w:szCs w:val="20"/>
+        </w:rPr>
+        <w:t xml:space="preserve">• </w:t>
+      </w:r>
+      <w:r>
+        <w:rPr>
+          <w:rFonts w:ascii="Arial" w:cs="Arial" w:eastAsia="Arial" w:hAnsi="Arial"/>
+          <w:sz w:val="20"/>
+          <w:szCs w:val="20"/>
+        </w:rPr>
+        <w:t xml:space="preserve">Student runs their app and shows what works</w:t>
+      </w:r>
+    </w:p>
+    <w:p>
+      <w:pPr>
+        <w:spacing w:after="60"/>
+        <w:ind w:left="360"/>
+      </w:pPr>
+      <w:r>
+        <w:rPr>
+          <w:rFonts w:ascii="Arial" w:cs="Arial" w:eastAsia="Arial" w:hAnsi="Arial"/>
+          <w:sz w:val="20"/>
+          <w:szCs w:val="20"/>
+        </w:rPr>
+        <w:t xml:space="preserve">• </w:t>
+      </w:r>
+      <w:r>
+        <w:rPr>
+          <w:rFonts w:ascii="Arial" w:cs="Arial" w:eastAsia="Arial" w:hAnsi="Arial"/>
+          <w:sz w:val="20"/>
+          <w:szCs w:val="20"/>
+        </w:rPr>
+        <w:t xml:space="preserve">Narrate: "Here I'm adding a student... now I'm saving... now I'm loading..."</w:t>
+      </w:r>
+    </w:p>
+    <w:p>
+      <w:pPr>
+        <w:spacing w:after="60"/>
+        <w:ind w:left="360"/>
+      </w:pPr>
+      <w:r>
+        <w:rPr>
+          <w:rFonts w:ascii="Arial" w:cs="Arial" w:eastAsia="Arial" w:hAnsi="Arial"/>
+          <w:sz w:val="20"/>
+          <w:szCs w:val="20"/>
+        </w:rPr>
+        <w:t xml:space="preserve">• </w:t>
+      </w:r>
+      <w:r>
+        <w:rPr>
+          <w:rFonts w:ascii="Arial" w:cs="Arial" w:eastAsia="Arial" w:hAnsi="Arial"/>
+          <w:sz w:val="20"/>
+          <w:szCs w:val="20"/>
+        </w:rPr>
+        <w:t xml:space="preserve">Teacher &amp; peers ask questions and take notes</w:t>
+      </w:r>
+    </w:p>
+    <w:p>
+      <w:pPr>
+        <w:spacing w:after="60"/>
+        <w:ind w:left="360"/>
+      </w:pPr>
+      <w:r>
+        <w:rPr>
+          <w:rFonts w:ascii="Arial" w:cs="Arial" w:eastAsia="Arial" w:hAnsi="Arial"/>
+          <w:sz w:val="20"/>
+          <w:szCs w:val="20"/>
+        </w:rPr>
+        <w:t xml:space="preserve">• </w:t>
+      </w:r>
+      <w:r>
+        <w:rPr>
+          <w:rFonts w:ascii="Arial" w:cs="Arial" w:eastAsia="Arial" w:hAnsi="Arial"/>
+          <w:sz w:val="20"/>
+          <w:szCs w:val="20"/>
+        </w:rPr>
+        <w:t xml:space="preserve">Use the Demo Observation Form (below)</w:t>
+      </w:r>
+    </w:p>
+    <w:p>
+      <w:pPr>
+        <w:spacing w:after="60"/>
+      </w:pPr>
+      <w:r>
+        <w:rPr>
+          <w:rFonts w:ascii="Arial" w:cs="Arial" w:eastAsia="Arial" w:hAnsi="Arial"/>
+          <w:sz w:val="20"/>
+          <w:szCs w:val="20"/>
+        </w:rPr>
+        <w:t xml:space="preserve">Minutes 50-55: Debrief &amp; Planning for Sprint 2</w:t>
+      </w:r>
+    </w:p>
+    <w:p>
+      <w:pPr>
+        <w:spacing w:after="60"/>
+        <w:ind w:left="360"/>
+      </w:pPr>
+      <w:r>
+        <w:rPr>
+          <w:rFonts w:ascii="Arial" w:cs="Arial" w:eastAsia="Arial" w:hAnsi="Arial"/>
+          <w:sz w:val="20"/>
+          <w:szCs w:val="20"/>
+        </w:rPr>
+        <w:t xml:space="preserve">• </w:t>
+      </w:r>
+      <w:r>
+        <w:rPr>
+          <w:rFonts w:ascii="Arial" w:cs="Arial" w:eastAsia="Arial" w:hAnsi="Arial"/>
+          <w:sz w:val="20"/>
+          <w:szCs w:val="20"/>
+        </w:rPr>
+        <w:t xml:space="preserve">Discuss: What worked? What was harder?</w:t>
+      </w:r>
+    </w:p>
+    <w:p>
+      <w:pPr>
+        <w:spacing w:after="60"/>
+        <w:ind w:left="360"/>
+      </w:pPr>
+      <w:r>
+        <w:rPr>
+          <w:rFonts w:ascii="Arial" w:cs="Arial" w:eastAsia="Arial" w:hAnsi="Arial"/>
+          <w:sz w:val="20"/>
+          <w:szCs w:val="20"/>
+        </w:rPr>
+        <w:t xml:space="preserve">• </w:t>
+      </w:r>
+      <w:r>
+        <w:rPr>
+          <w:rFonts w:ascii="Arial" w:cs="Arial" w:eastAsia="Arial" w:hAnsi="Arial"/>
+          <w:sz w:val="20"/>
+          <w:szCs w:val="20"/>
+        </w:rPr>
+        <w:t xml:space="preserve">Identify blockers: What got in your way?</w:t>
+      </w:r>
+    </w:p>
+    <w:p>
+      <w:pPr>
+        <w:spacing w:after="60"/>
+        <w:ind w:left="360"/>
+      </w:pPr>
+      <w:r>
+        <w:rPr>
+          <w:rFonts w:ascii="Arial" w:cs="Arial" w:eastAsia="Arial" w:hAnsi="Arial"/>
+          <w:sz w:val="20"/>
+          <w:szCs w:val="20"/>
+        </w:rPr>
+        <w:t xml:space="preserve">• </w:t>
+      </w:r>
+      <w:r>
+        <w:rPr>
+          <w:rFonts w:ascii="Arial" w:cs="Arial" w:eastAsia="Arial" w:hAnsi="Arial"/>
+          <w:sz w:val="20"/>
+          <w:szCs w:val="20"/>
+        </w:rPr>
+        <w:t xml:space="preserve">Sprint 2 goals: What will you build next?</w:t>
+      </w:r>
+    </w:p>
+    <w:p>
+      <w:pPr>
+        <w:spacing w:after="60"/>
+      </w:pPr>
+      <w:r>
+        <w:rPr>
+          <w:rFonts w:ascii="Arial" w:cs="Arial" w:eastAsia="Arial" w:hAnsi="Arial"/>
+          <w:sz w:val="20"/>
+          <w:szCs w:val="20"/>
+        </w:rPr>
+        <w:t xml:space="preserve">Demonstrator: ________________</w:t>
+      </w:r>
+    </w:p>
+    <w:p>
+      <w:pPr>
+        <w:spacing w:after="60"/>
+      </w:pPr>
+      <w:r>
+        <w:rPr>
+          <w:rFonts w:ascii="Arial" w:cs="Arial" w:eastAsia="Arial" w:hAnsi="Arial"/>
+          <w:sz w:val="20"/>
+          <w:szCs w:val="20"/>
+        </w:rPr>
+        <w:t xml:space="preserve">Date: ________________</w:t>
+      </w:r>
+    </w:p>
+    <w:p>
+      <w:pPr>
+        <w:spacing w:after="60"/>
+      </w:pPr>
+      <w:r>
+        <w:rPr>
+          <w:rFonts w:ascii="Arial" w:cs="Arial" w:eastAsia="Arial" w:hAnsi="Arial"/>
+          <w:sz w:val="20"/>
+          <w:szCs w:val="20"/>
+        </w:rPr>
+        <w:t xml:space="preserve">Project: ________________</w:t>
+      </w:r>
+    </w:p>
+    <w:p>
+      <w:pPr>
+        <w:spacing w:after="60"/>
+      </w:pPr>
+      <w:r>
+        <w:rPr>
+          <w:rFonts w:ascii="Arial" w:cs="Arial" w:eastAsia="Arial" w:hAnsi="Arial"/>
+          <w:sz w:val="20"/>
+          <w:szCs w:val="20"/>
+        </w:rPr>
+        <w:t xml:space="preserve">What did the app do today?</w:t>
+      </w:r>
+    </w:p>
+    <w:p>
+      <w:pPr>
+        <w:spacing w:after="60"/>
+        <w:ind w:left="360"/>
+      </w:pPr>
+      <w:r>
+        <w:rPr>
+          <w:rFonts w:ascii="Arial" w:cs="Arial" w:eastAsia="Arial" w:hAnsi="Arial"/>
+          <w:sz w:val="20"/>
+          <w:szCs w:val="20"/>
+        </w:rPr>
+        <w:t xml:space="preserve">• </w:t>
+      </w:r>
+      <w:r>
+        <w:rPr>
+          <w:rFonts w:ascii="Arial" w:cs="Arial" w:eastAsia="Arial" w:hAnsi="Arial"/>
+          <w:sz w:val="20"/>
+          <w:szCs w:val="20"/>
+        </w:rPr>
+        <w:t xml:space="preserve">[List 3-5 features/actions you saw]</w:t>
+      </w:r>
+    </w:p>
+    <w:p>
+      <w:pPr>
+        <w:spacing w:after="60"/>
+      </w:pPr>
+      <w:r>
+        <w:rPr>
+          <w:rFonts w:ascii="Arial" w:cs="Arial" w:eastAsia="Arial" w:hAnsi="Arial"/>
+          <w:sz w:val="20"/>
+          <w:szCs w:val="20"/>
+        </w:rPr>
+        <w:t xml:space="preserve">What worked really well?</w:t>
+      </w:r>
+    </w:p>
+    <w:p>
+      <w:pPr>
+        <w:spacing w:after="60"/>
+        <w:ind w:left="360"/>
+      </w:pPr>
+      <w:r>
+        <w:rPr>
+          <w:rFonts w:ascii="Arial" w:cs="Arial" w:eastAsia="Arial" w:hAnsi="Arial"/>
+          <w:sz w:val="20"/>
+          <w:szCs w:val="20"/>
+        </w:rPr>
+        <w:t xml:space="preserve">• </w:t>
+      </w:r>
+      <w:r>
+        <w:rPr>
+          <w:rFonts w:ascii="Arial" w:cs="Arial" w:eastAsia="Arial" w:hAnsi="Arial"/>
+          <w:sz w:val="20"/>
+          <w:szCs w:val="20"/>
+        </w:rPr>
+        <w:t xml:space="preserve">[Be specific: "Good error handling when..." or "Clean menu system"]</w:t>
+      </w:r>
+    </w:p>
+    <w:p>
+      <w:pPr>
+        <w:spacing w:after="60"/>
+      </w:pPr>
+      <w:r>
+        <w:rPr>
+          <w:rFonts w:ascii="Arial" w:cs="Arial" w:eastAsia="Arial" w:hAnsi="Arial"/>
+          <w:sz w:val="20"/>
+          <w:szCs w:val="20"/>
+        </w:rPr>
+        <w:t xml:space="preserve">What could be improved?</w:t>
+      </w:r>
+    </w:p>
+    <w:p>
+      <w:pPr>
+        <w:spacing w:after="60"/>
+        <w:ind w:left="360"/>
+      </w:pPr>
+      <w:r>
+        <w:rPr>
+          <w:rFonts w:ascii="Arial" w:cs="Arial" w:eastAsia="Arial" w:hAnsi="Arial"/>
+          <w:sz w:val="20"/>
+          <w:szCs w:val="20"/>
+        </w:rPr>
+        <w:t xml:space="preserve">• </w:t>
+      </w:r>
+      <w:r>
+        <w:rPr>
+          <w:rFonts w:ascii="Arial" w:cs="Arial" w:eastAsia="Arial" w:hAnsi="Arial"/>
+          <w:sz w:val="20"/>
+          <w:szCs w:val="20"/>
+        </w:rPr>
+        <w:t xml:space="preserve">[Constructive: "Might need validation for..." or "Consider adding..."]</w:t>
+      </w:r>
+    </w:p>
+    <w:p>
+      <w:pPr>
+        <w:spacing w:after="60"/>
+      </w:pPr>
+      <w:r>
+        <w:rPr>
+          <w:rFonts w:ascii="Arial" w:cs="Arial" w:eastAsia="Arial" w:hAnsi="Arial"/>
+          <w:sz w:val="20"/>
+          <w:szCs w:val="20"/>
+        </w:rPr>
+        <w:t xml:space="preserve">Questions for the developer:</w:t>
+      </w:r>
+    </w:p>
+    <w:p>
+      <w:pPr>
+        <w:spacing w:after="60"/>
+        <w:ind w:left="360"/>
+      </w:pPr>
+      <w:r>
+        <w:rPr>
+          <w:rFonts w:ascii="Arial" w:cs="Arial" w:eastAsia="Arial" w:hAnsi="Arial"/>
+          <w:sz w:val="20"/>
+          <w:szCs w:val="20"/>
+        </w:rPr>
+        <w:t xml:space="preserve">• </w:t>
+      </w:r>
+      <w:r>
+        <w:rPr>
+          <w:rFonts w:ascii="Arial" w:cs="Arial" w:eastAsia="Arial" w:hAnsi="Arial"/>
+          <w:sz w:val="20"/>
+          <w:szCs w:val="20"/>
+        </w:rPr>
+        <w:t xml:space="preserve">Q:</w:t>
+      </w:r>
+    </w:p>
+    <w:p>
+      <w:pPr>
+        <w:spacing w:after="60"/>
+        <w:ind w:left="360"/>
+      </w:pPr>
+      <w:r>
+        <w:rPr>
+          <w:rFonts w:ascii="Arial" w:cs="Arial" w:eastAsia="Arial" w:hAnsi="Arial"/>
+          <w:sz w:val="20"/>
+          <w:szCs w:val="20"/>
+        </w:rPr>
+        <w:t xml:space="preserve">• </w:t>
+      </w:r>
+      <w:r>
+        <w:rPr>
+          <w:rFonts w:ascii="Arial" w:cs="Arial" w:eastAsia="Arial" w:hAnsi="Arial"/>
+          <w:sz w:val="20"/>
+          <w:szCs w:val="20"/>
+        </w:rPr>
+        <w:t xml:space="preserve">Q:</w:t>
+      </w:r>
+    </w:p>
+    <w:p>
+      <w:pPr>
+        <w:spacing w:after="60"/>
+      </w:pPr>
+      <w:r>
+        <w:rPr>
+          <w:rFonts w:ascii="Arial" w:cs="Arial" w:eastAsia="Arial" w:hAnsi="Arial"/>
+          <w:sz w:val="20"/>
+          <w:szCs w:val="20"/>
+        </w:rPr>
+        <w:t xml:space="preserve">Ready for Sprint 2? ☐ Yes ☐ Yes with adjustments ☐ Needs more work</w:t>
+      </w:r>
+    </w:p>
+    <w:p>
+      <w:pPr>
+        <w:spacing w:after="60"/>
+      </w:pPr>
+      <w:r>
+        <w:rPr>
+          <w:rFonts w:ascii="Arial" w:cs="Arial" w:eastAsia="Arial" w:hAnsi="Arial"/>
+          <w:sz w:val="20"/>
+          <w:szCs w:val="20"/>
+        </w:rPr>
+        <w:t xml:space="preserve">During each demo, listen for:</w:t>
+      </w:r>
+    </w:p>
+    <w:p>
+      <w:pPr>
+        <w:spacing w:after="60"/>
+      </w:pPr>
+      <w:r>
+        <w:rPr>
+          <w:rFonts w:ascii="Arial" w:cs="Arial" w:eastAsia="Arial" w:hAnsi="Arial"/>
+          <w:sz w:val="20"/>
+          <w:szCs w:val="20"/>
+        </w:rPr>
+        <w:t xml:space="preserve">Code Quality:</w:t>
+      </w:r>
+    </w:p>
+    <w:p>
+      <w:pPr>
+        <w:spacing w:after="60"/>
+        <w:ind w:left="360"/>
+      </w:pPr>
+      <w:r>
+        <w:rPr>
+          <w:rFonts w:ascii="Arial" w:cs="Arial" w:eastAsia="Arial" w:hAnsi="Arial"/>
+          <w:sz w:val="20"/>
+          <w:szCs w:val="20"/>
+        </w:rPr>
+        <w:t xml:space="preserve">• </w:t>
+      </w:r>
+      <w:r>
+        <w:rPr>
+          <w:rFonts w:ascii="Arial" w:cs="Arial" w:eastAsia="Arial" w:hAnsi="Arial"/>
+          <w:sz w:val="20"/>
+          <w:szCs w:val="20"/>
+        </w:rPr>
+        <w:t xml:space="preserve">Is the app organized and easy to navigate?</w:t>
+      </w:r>
+    </w:p>
+    <w:p>
+      <w:pPr>
+        <w:spacing w:after="60"/>
+        <w:ind w:left="360"/>
+      </w:pPr>
+      <w:r>
+        <w:rPr>
+          <w:rFonts w:ascii="Arial" w:cs="Arial" w:eastAsia="Arial" w:hAnsi="Arial"/>
+          <w:sz w:val="20"/>
+          <w:szCs w:val="20"/>
+        </w:rPr>
+        <w:t xml:space="preserve">• </w:t>
+      </w:r>
+      <w:r>
+        <w:rPr>
+          <w:rFonts w:ascii="Arial" w:cs="Arial" w:eastAsia="Arial" w:hAnsi="Arial"/>
+          <w:sz w:val="20"/>
+          <w:szCs w:val="20"/>
+        </w:rPr>
+        <w:t xml:space="preserve">Did they handle errors (bad input, missing files)?</w:t>
+      </w:r>
+    </w:p>
+    <w:p>
+      <w:pPr>
+        <w:spacing w:after="60"/>
+        <w:ind w:left="360"/>
+      </w:pPr>
+      <w:r>
+        <w:rPr>
+          <w:rFonts w:ascii="Arial" w:cs="Arial" w:eastAsia="Arial" w:hAnsi="Arial"/>
+          <w:sz w:val="20"/>
+          <w:szCs w:val="20"/>
+        </w:rPr>
+        <w:t xml:space="preserve">• </w:t>
+      </w:r>
+      <w:r>
+        <w:rPr>
+          <w:rFonts w:ascii="Arial" w:cs="Arial" w:eastAsia="Arial" w:hAnsi="Arial"/>
+          <w:sz w:val="20"/>
+          <w:szCs w:val="20"/>
+        </w:rPr>
+        <w:t xml:space="preserve">Can the student explain their design?</w:t>
+      </w:r>
+    </w:p>
+    <w:p>
+      <w:pPr>
+        <w:spacing w:after="60"/>
+      </w:pPr>
+      <w:r>
+        <w:rPr>
+          <w:rFonts w:ascii="Arial" w:cs="Arial" w:eastAsia="Arial" w:hAnsi="Arial"/>
+          <w:sz w:val="20"/>
+          <w:szCs w:val="20"/>
+        </w:rPr>
+        <w:t xml:space="preserve">Features:</w:t>
+      </w:r>
+    </w:p>
+    <w:p>
+      <w:pPr>
+        <w:spacing w:after="60"/>
+        <w:ind w:left="360"/>
+      </w:pPr>
+      <w:r>
+        <w:rPr>
+          <w:rFonts w:ascii="Arial" w:cs="Arial" w:eastAsia="Arial" w:hAnsi="Arial"/>
+          <w:sz w:val="20"/>
+          <w:szCs w:val="20"/>
+        </w:rPr>
+        <w:t xml:space="preserve">• </w:t>
+      </w:r>
+      <w:r>
+        <w:rPr>
+          <w:rFonts w:ascii="Arial" w:cs="Arial" w:eastAsia="Arial" w:hAnsi="Arial"/>
+          <w:sz w:val="20"/>
+          <w:szCs w:val="20"/>
+        </w:rPr>
+        <w:t xml:space="preserve">Do the claimed features actually work?</w:t>
+      </w:r>
+    </w:p>
+    <w:p>
+      <w:pPr>
+        <w:spacing w:after="60"/>
+        <w:ind w:left="360"/>
+      </w:pPr>
+      <w:r>
+        <w:rPr>
+          <w:rFonts w:ascii="Arial" w:cs="Arial" w:eastAsia="Arial" w:hAnsi="Arial"/>
+          <w:sz w:val="20"/>
+          <w:szCs w:val="20"/>
+        </w:rPr>
+        <w:t xml:space="preserve">• </w:t>
+      </w:r>
+      <w:r>
+        <w:rPr>
+          <w:rFonts w:ascii="Arial" w:cs="Arial" w:eastAsia="Arial" w:hAnsi="Arial"/>
+          <w:sz w:val="20"/>
+          <w:szCs w:val="20"/>
+        </w:rPr>
+        <w:t xml:space="preserve">Are there obvious bugs or crashes?</w:t>
+      </w:r>
+    </w:p>
+    <w:p>
+      <w:pPr>
+        <w:spacing w:after="60"/>
+        <w:ind w:left="360"/>
+      </w:pPr>
+      <w:r>
+        <w:rPr>
+          <w:rFonts w:ascii="Arial" w:cs="Arial" w:eastAsia="Arial" w:hAnsi="Arial"/>
+          <w:sz w:val="20"/>
+          <w:szCs w:val="20"/>
+        </w:rPr>
+        <w:t xml:space="preserve">• </w:t>
+      </w:r>
+      <w:r>
+        <w:rPr>
+          <w:rFonts w:ascii="Arial" w:cs="Arial" w:eastAsia="Arial" w:hAnsi="Arial"/>
+          <w:sz w:val="20"/>
+          <w:szCs w:val="20"/>
+        </w:rPr>
+        <w:t xml:space="preserve">Did they complete their Sprint 1 plan?</w:t>
+      </w:r>
+    </w:p>
+    <w:p>
+      <w:pPr>
+        <w:spacing w:after="60"/>
+      </w:pPr>
+      <w:r>
+        <w:rPr>
+          <w:rFonts w:ascii="Arial" w:cs="Arial" w:eastAsia="Arial" w:hAnsi="Arial"/>
+          <w:sz w:val="20"/>
+          <w:szCs w:val="20"/>
+        </w:rPr>
+        <w:t xml:space="preserve">Progress:</w:t>
+      </w:r>
+    </w:p>
+    <w:p>
+      <w:pPr>
+        <w:spacing w:after="60"/>
+        <w:ind w:left="360"/>
+      </w:pPr>
+      <w:r>
+        <w:rPr>
+          <w:rFonts w:ascii="Arial" w:cs="Arial" w:eastAsia="Arial" w:hAnsi="Arial"/>
+          <w:sz w:val="20"/>
+          <w:szCs w:val="20"/>
+        </w:rPr>
+        <w:t xml:space="preserve">• </w:t>
+      </w:r>
+      <w:r>
+        <w:rPr>
+          <w:rFonts w:ascii="Arial" w:cs="Arial" w:eastAsia="Arial" w:hAnsi="Arial"/>
+          <w:sz w:val="20"/>
+          <w:szCs w:val="20"/>
+        </w:rPr>
+        <w:t xml:space="preserve">Is the student on track?</w:t>
+      </w:r>
+    </w:p>
+    <w:p>
+      <w:pPr>
+        <w:spacing w:after="60"/>
+        <w:ind w:left="360"/>
+      </w:pPr>
+      <w:r>
+        <w:rPr>
+          <w:rFonts w:ascii="Arial" w:cs="Arial" w:eastAsia="Arial" w:hAnsi="Arial"/>
+          <w:sz w:val="20"/>
+          <w:szCs w:val="20"/>
+        </w:rPr>
+        <w:t xml:space="preserve">• </w:t>
+      </w:r>
+      <w:r>
+        <w:rPr>
+          <w:rFonts w:ascii="Arial" w:cs="Arial" w:eastAsia="Arial" w:hAnsi="Arial"/>
+          <w:sz w:val="20"/>
+          <w:szCs w:val="20"/>
+        </w:rPr>
+        <w:t xml:space="preserve">Do they have momentum into Sprint 2?</w:t>
+      </w:r>
+    </w:p>
+    <w:p>
+      <w:pPr>
+        <w:spacing w:after="60"/>
+        <w:ind w:left="360"/>
+      </w:pPr>
+      <w:r>
+        <w:rPr>
+          <w:rFonts w:ascii="Arial" w:cs="Arial" w:eastAsia="Arial" w:hAnsi="Arial"/>
+          <w:sz w:val="20"/>
+          <w:szCs w:val="20"/>
+        </w:rPr>
+        <w:t xml:space="preserve">• </w:t>
+      </w:r>
+      <w:r>
+        <w:rPr>
+          <w:rFonts w:ascii="Arial" w:cs="Arial" w:eastAsia="Arial" w:hAnsi="Arial"/>
+          <w:sz w:val="20"/>
+          <w:szCs w:val="20"/>
+        </w:rPr>
+        <w:t xml:space="preserve">Do they understand what's next?</w:t>
+      </w:r>
+    </w:p>
+    <w:p>
+      <w:pPr>
+        <w:spacing w:after="60"/>
+      </w:pPr>
+      <w:r>
+        <w:rPr>
+          <w:rFonts w:ascii="Arial" w:cs="Arial" w:eastAsia="Arial" w:hAnsi="Arial"/>
+          <w:sz w:val="20"/>
+          <w:szCs w:val="20"/>
+        </w:rPr>
+        <w:t xml:space="preserve">Blockers:</w:t>
+      </w:r>
+    </w:p>
+    <w:p>
+      <w:pPr>
+        <w:spacing w:after="60"/>
+        <w:ind w:left="360"/>
+      </w:pPr>
+      <w:r>
+        <w:rPr>
+          <w:rFonts w:ascii="Arial" w:cs="Arial" w:eastAsia="Arial" w:hAnsi="Arial"/>
+          <w:sz w:val="20"/>
+          <w:szCs w:val="20"/>
+        </w:rPr>
+        <w:t xml:space="preserve">• </w:t>
+      </w:r>
+      <w:r>
+        <w:rPr>
+          <w:rFonts w:ascii="Arial" w:cs="Arial" w:eastAsia="Arial" w:hAnsi="Arial"/>
+          <w:sz w:val="20"/>
+          <w:szCs w:val="20"/>
+        </w:rPr>
+        <w:t xml:space="preserve">What's preventing them from moving faster?</w:t>
+      </w:r>
+    </w:p>
+    <w:p>
+      <w:pPr>
+        <w:spacing w:after="60"/>
+        <w:ind w:left="360"/>
+      </w:pPr>
+      <w:r>
+        <w:rPr>
+          <w:rFonts w:ascii="Arial" w:cs="Arial" w:eastAsia="Arial" w:hAnsi="Arial"/>
+          <w:sz w:val="20"/>
+          <w:szCs w:val="20"/>
+        </w:rPr>
+        <w:t xml:space="preserve">• </w:t>
+      </w:r>
+      <w:r>
+        <w:rPr>
+          <w:rFonts w:ascii="Arial" w:cs="Arial" w:eastAsia="Arial" w:hAnsi="Arial"/>
+          <w:sz w:val="20"/>
+          <w:szCs w:val="20"/>
+        </w:rPr>
+        <w:t xml:space="preserve">Is it a technical skill? Unclear requirements? Scope creep?</w:t>
+      </w:r>
+    </w:p>
+    <w:p>
+      <w:pPr>
+        <w:spacing w:after="60"/>
+        <w:ind w:left="360"/>
+      </w:pPr>
+      <w:r>
+        <w:rPr>
+          <w:rFonts w:ascii="Arial" w:cs="Arial" w:eastAsia="Arial" w:hAnsi="Arial"/>
+          <w:sz w:val="20"/>
+          <w:szCs w:val="20"/>
+        </w:rPr>
+        <w:t xml:space="preserve">• </w:t>
+      </w:r>
+      <w:r>
+        <w:rPr>
+          <w:rFonts w:ascii="Arial" w:cs="Arial" w:eastAsia="Arial" w:hAnsi="Arial"/>
+          <w:sz w:val="20"/>
+          <w:szCs w:val="20"/>
+        </w:rPr>
+        <w:t xml:space="preserve">How can you unblock them?</w:t>
+      </w:r>
+    </w:p>
+    <w:p>
+      <w:pPr>
+        <w:spacing w:after="60"/>
+      </w:pPr>
+      <w:r>
+        <w:rPr>
+          <w:rFonts w:ascii="Arial" w:cs="Arial" w:eastAsia="Arial" w:hAnsi="Arial"/>
+          <w:sz w:val="20"/>
+          <w:szCs w:val="20"/>
+        </w:rPr>
+        <w:t xml:space="preserve">Answer these individually, then discuss with teacher:</w:t>
+      </w:r>
+    </w:p>
+    <w:p>
+      <w:pPr>
+        <w:spacing w:after="60"/>
+      </w:pPr>
+      <w:r>
+        <w:rPr>
+          <w:rFonts w:ascii="Arial" w:cs="Arial" w:eastAsia="Arial" w:hAnsi="Arial"/>
+          <w:sz w:val="20"/>
+          <w:szCs w:val="20"/>
+        </w:rPr>
+        <w:t xml:space="preserve">1. What went well?</w:t>
+      </w:r>
+    </w:p>
+    <w:p>
+      <w:pPr>
+        <w:spacing w:after="60"/>
+      </w:pPr>
+      <w:r>
+        <w:rPr>
+          <w:rFonts w:ascii="Arial" w:cs="Arial" w:eastAsia="Arial" w:hAnsi="Arial"/>
+          <w:sz w:val="20"/>
+          <w:szCs w:val="20"/>
+        </w:rPr>
+        <w:t xml:space="preserve">- Which features were easy to build?</w:t>
+      </w:r>
+    </w:p>
+    <w:p>
+      <w:pPr>
+        <w:spacing w:after="60"/>
+      </w:pPr>
+      <w:r>
+        <w:rPr>
+          <w:rFonts w:ascii="Arial" w:cs="Arial" w:eastAsia="Arial" w:hAnsi="Arial"/>
+          <w:sz w:val="20"/>
+          <w:szCs w:val="20"/>
+        </w:rPr>
+        <w:t xml:space="preserve">- What part of your plan proved accurate?</w:t>
+      </w:r>
+    </w:p>
+    <w:p>
+      <w:pPr>
+        <w:spacing w:after="60"/>
+      </w:pPr>
+      <w:r>
+        <w:rPr>
+          <w:rFonts w:ascii="Arial" w:cs="Arial" w:eastAsia="Arial" w:hAnsi="Arial"/>
+          <w:sz w:val="20"/>
+          <w:szCs w:val="20"/>
+        </w:rPr>
+        <w:t xml:space="preserve">2. What was harder than expected?</w:t>
+      </w:r>
+    </w:p>
+    <w:p>
+      <w:pPr>
+        <w:spacing w:after="60"/>
+      </w:pPr>
+      <w:r>
+        <w:rPr>
+          <w:rFonts w:ascii="Arial" w:cs="Arial" w:eastAsia="Arial" w:hAnsi="Arial"/>
+          <w:sz w:val="20"/>
+          <w:szCs w:val="20"/>
+        </w:rPr>
+        <w:t xml:space="preserve">- Which feature took longer than planned?</w:t>
+      </w:r>
+    </w:p>
+    <w:p>
+      <w:pPr>
+        <w:spacing w:after="60"/>
+      </w:pPr>
+      <w:r>
+        <w:rPr>
+          <w:rFonts w:ascii="Arial" w:cs="Arial" w:eastAsia="Arial" w:hAnsi="Arial"/>
+          <w:sz w:val="20"/>
+          <w:szCs w:val="20"/>
+        </w:rPr>
+        <w:t xml:space="preserve">- What surprised you?</w:t>
+      </w:r>
+    </w:p>
+    <w:p>
+      <w:pPr>
+        <w:spacing w:after="60"/>
+      </w:pPr>
+      <w:r>
+        <w:rPr>
+          <w:rFonts w:ascii="Arial" w:cs="Arial" w:eastAsia="Arial" w:hAnsi="Arial"/>
+          <w:sz w:val="20"/>
+          <w:szCs w:val="20"/>
+        </w:rPr>
+        <w:t xml:space="preserve">3. What would you change?</w:t>
+      </w:r>
+    </w:p>
+    <w:p>
+      <w:pPr>
+        <w:spacing w:after="60"/>
+      </w:pPr>
+      <w:r>
+        <w:rPr>
+          <w:rFonts w:ascii="Arial" w:cs="Arial" w:eastAsia="Arial" w:hAnsi="Arial"/>
+          <w:sz w:val="20"/>
+          <w:szCs w:val="20"/>
+        </w:rPr>
+        <w:t xml:space="preserve">- If you did Sprint 1 again, what would you do differently?</w:t>
+      </w:r>
+    </w:p>
+    <w:p>
+      <w:pPr>
+        <w:spacing w:after="60"/>
+      </w:pPr>
+      <w:r>
+        <w:rPr>
+          <w:rFonts w:ascii="Arial" w:cs="Arial" w:eastAsia="Arial" w:hAnsi="Arial"/>
+          <w:sz w:val="20"/>
+          <w:szCs w:val="20"/>
+        </w:rPr>
+        <w:t xml:space="preserve">- What should you do differently in Sprint 2?</w:t>
+      </w:r>
+    </w:p>
+    <w:p>
+      <w:pPr>
+        <w:spacing w:after="60"/>
+      </w:pPr>
+      <w:r>
+        <w:rPr>
+          <w:rFonts w:ascii="Arial" w:cs="Arial" w:eastAsia="Arial" w:hAnsi="Arial"/>
+          <w:sz w:val="20"/>
+          <w:szCs w:val="20"/>
+        </w:rPr>
+        <w:t xml:space="preserve">4. What do you need help with?</w:t>
+      </w:r>
+    </w:p>
+    <w:p>
+      <w:pPr>
+        <w:spacing w:after="60"/>
+      </w:pPr>
+      <w:r>
+        <w:rPr>
+          <w:rFonts w:ascii="Arial" w:cs="Arial" w:eastAsia="Arial" w:hAnsi="Arial"/>
+          <w:sz w:val="20"/>
+          <w:szCs w:val="20"/>
+        </w:rPr>
+        <w:t xml:space="preserve">- Technical concepts? Debugging? Planning?</w:t>
+      </w:r>
+    </w:p>
+    <w:p>
+      <w:pPr>
+        <w:spacing w:after="60"/>
+      </w:pPr>
+      <w:r>
+        <w:rPr>
+          <w:rFonts w:ascii="Arial" w:cs="Arial" w:eastAsia="Arial" w:hAnsi="Arial"/>
+          <w:sz w:val="20"/>
+          <w:szCs w:val="20"/>
+        </w:rPr>
+        <w:t xml:space="preserve">If your Sprint 1 is solid:</w:t>
+      </w:r>
+    </w:p>
+    <w:p>
+      <w:pPr>
+        <w:spacing w:after="60"/>
+        <w:ind w:left="360"/>
+      </w:pPr>
+      <w:r>
+        <w:rPr>
+          <w:rFonts w:ascii="Arial" w:cs="Arial" w:eastAsia="Arial" w:hAnsi="Arial"/>
+          <w:sz w:val="20"/>
+          <w:szCs w:val="20"/>
+        </w:rPr>
+        <w:t xml:space="preserve">• </w:t>
+      </w:r>
+      <w:r>
+        <w:rPr>
+          <w:rFonts w:ascii="Arial" w:cs="Arial" w:eastAsia="Arial" w:hAnsi="Arial"/>
+          <w:sz w:val="20"/>
+          <w:szCs w:val="20"/>
+        </w:rPr>
+        <w:t xml:space="preserve">Celebrate! You have a strong foundation.</w:t>
+      </w:r>
+    </w:p>
+    <w:p>
+      <w:pPr>
+        <w:spacing w:after="60"/>
+        <w:ind w:left="360"/>
+      </w:pPr>
+      <w:r>
+        <w:rPr>
+          <w:rFonts w:ascii="Arial" w:cs="Arial" w:eastAsia="Arial" w:hAnsi="Arial"/>
+          <w:sz w:val="20"/>
+          <w:szCs w:val="20"/>
+        </w:rPr>
+        <w:t xml:space="preserve">• </w:t>
+      </w:r>
+      <w:r>
+        <w:rPr>
+          <w:rFonts w:ascii="Arial" w:cs="Arial" w:eastAsia="Arial" w:hAnsi="Arial"/>
+          <w:sz w:val="20"/>
+          <w:szCs w:val="20"/>
+        </w:rPr>
+        <w:t xml:space="preserve">Sprint 2 goal: add features and polish what you have.</w:t>
+      </w:r>
+    </w:p>
+    <w:p>
+      <w:pPr>
+        <w:spacing w:after="60"/>
+      </w:pPr>
+      <w:r>
+        <w:rPr>
+          <w:rFonts w:ascii="Arial" w:cs="Arial" w:eastAsia="Arial" w:hAnsi="Arial"/>
+          <w:sz w:val="20"/>
+          <w:szCs w:val="20"/>
+        </w:rPr>
+        <w:t xml:space="preserve">If your Sprint 1 has gaps:</w:t>
+      </w:r>
+    </w:p>
+    <w:p>
+      <w:pPr>
+        <w:spacing w:after="60"/>
+        <w:ind w:left="360"/>
+      </w:pPr>
+      <w:r>
+        <w:rPr>
+          <w:rFonts w:ascii="Arial" w:cs="Arial" w:eastAsia="Arial" w:hAnsi="Arial"/>
+          <w:sz w:val="20"/>
+          <w:szCs w:val="20"/>
+        </w:rPr>
+        <w:t xml:space="preserve">• </w:t>
+      </w:r>
+      <w:r>
+        <w:rPr>
+          <w:rFonts w:ascii="Arial" w:cs="Arial" w:eastAsia="Arial" w:hAnsi="Arial"/>
+          <w:sz w:val="20"/>
+          <w:szCs w:val="20"/>
+        </w:rPr>
+        <w:t xml:space="preserve">Don't panic. This is normal.</w:t>
+      </w:r>
+    </w:p>
+    <w:p>
+      <w:pPr>
+        <w:spacing w:after="60"/>
+        <w:ind w:left="360"/>
+      </w:pPr>
+      <w:r>
+        <w:rPr>
+          <w:rFonts w:ascii="Arial" w:cs="Arial" w:eastAsia="Arial" w:hAnsi="Arial"/>
+          <w:sz w:val="20"/>
+          <w:szCs w:val="20"/>
+        </w:rPr>
+        <w:t xml:space="preserve">• </w:t>
+      </w:r>
+      <w:r>
+        <w:rPr>
+          <w:rFonts w:ascii="Arial" w:cs="Arial" w:eastAsia="Arial" w:hAnsi="Arial"/>
+          <w:sz w:val="20"/>
+          <w:szCs w:val="20"/>
+        </w:rPr>
+        <w:t xml:space="preserve">Prioritize: finish critical bugs before starting Sprint 2 features.</w:t>
+      </w:r>
+    </w:p>
+    <w:p>
+      <w:pPr>
+        <w:spacing w:after="60"/>
+        <w:ind w:left="360"/>
+      </w:pPr>
+      <w:r>
+        <w:rPr>
+          <w:rFonts w:ascii="Arial" w:cs="Arial" w:eastAsia="Arial" w:hAnsi="Arial"/>
+          <w:sz w:val="20"/>
+          <w:szCs w:val="20"/>
+        </w:rPr>
+        <w:t xml:space="preserve">• </w:t>
+      </w:r>
+      <w:r>
+        <w:rPr>
+          <w:rFonts w:ascii="Arial" w:cs="Arial" w:eastAsia="Arial" w:hAnsi="Arial"/>
+          <w:sz w:val="20"/>
+          <w:szCs w:val="20"/>
+        </w:rPr>
+        <w:t xml:space="preserve">Consider scaling down scope if needed.</w:t>
+      </w:r>
+    </w:p>
+    <w:p>
+      <w:pPr>
+        <w:spacing w:after="60"/>
+      </w:pPr>
+      <w:r>
+        <w:rPr>
+          <w:rFonts w:ascii="Arial" w:cs="Arial" w:eastAsia="Arial" w:hAnsi="Arial"/>
+          <w:sz w:val="20"/>
+          <w:szCs w:val="20"/>
+        </w:rPr>
+        <w:t xml:space="preserve">For Sprint 2:</w:t>
+      </w:r>
+    </w:p>
+    <w:p>
+      <w:pPr>
+        <w:spacing w:after="60"/>
+        <w:ind w:left="360"/>
+      </w:pPr>
+      <w:r>
+        <w:rPr>
+          <w:rFonts w:ascii="Arial" w:cs="Arial" w:eastAsia="Arial" w:hAnsi="Arial"/>
+          <w:sz w:val="20"/>
+          <w:szCs w:val="20"/>
+        </w:rPr>
+        <w:t xml:space="preserve">• </w:t>
+      </w:r>
+      <w:r>
+        <w:rPr>
+          <w:rFonts w:ascii="Arial" w:cs="Arial" w:eastAsia="Arial" w:hAnsi="Arial"/>
+          <w:sz w:val="20"/>
+          <w:szCs w:val="20"/>
+        </w:rPr>
+        <w:t xml:space="preserve">Same structure: 3 days building, then review on Day 13</w:t>
+      </w:r>
+    </w:p>
+    <w:p>
+      <w:pPr>
+        <w:spacing w:after="60"/>
+        <w:ind w:left="360"/>
+      </w:pPr>
+      <w:r>
+        <w:rPr>
+          <w:rFonts w:ascii="Arial" w:cs="Arial" w:eastAsia="Arial" w:hAnsi="Arial"/>
+          <w:sz w:val="20"/>
+          <w:szCs w:val="20"/>
+        </w:rPr>
+        <w:t xml:space="preserve">• </w:t>
+      </w:r>
+      <w:r>
+        <w:rPr>
+          <w:rFonts w:ascii="Arial" w:cs="Arial" w:eastAsia="Arial" w:hAnsi="Arial"/>
+          <w:sz w:val="20"/>
+          <w:szCs w:val="20"/>
+        </w:rPr>
+        <w:t xml:space="preserve">Higher bar: features should integrate smoothly</w:t>
+      </w:r>
+    </w:p>
+    <w:p>
+      <w:pPr>
+        <w:spacing w:after="60"/>
+        <w:ind w:left="360"/>
+      </w:pPr>
+      <w:r>
+        <w:rPr>
+          <w:rFonts w:ascii="Arial" w:cs="Arial" w:eastAsia="Arial" w:hAnsi="Arial"/>
+          <w:sz w:val="20"/>
+          <w:szCs w:val="20"/>
+        </w:rPr>
+        <w:t xml:space="preserve">• </w:t>
+      </w:r>
+      <w:r>
+        <w:rPr>
+          <w:rFonts w:ascii="Arial" w:cs="Arial" w:eastAsia="Arial" w:hAnsi="Arial"/>
+          <w:sz w:val="20"/>
+          <w:szCs w:val="20"/>
+        </w:rPr>
+        <w:t xml:space="preserve">New focus: user experience and edge cases</w:t>
+      </w:r>
+    </w:p>
+    <w:p>
+      <w:pPr>
+        <w:spacing w:after="160"/>
+      </w:pPr>
+    </w:p>
+    <w:p>
+      <w:pPr>
+        <w:pBdr>
+          <w:bottom w:val="single" w:color="1B7A4A" w:sz="4" w:space="4"/>
+        </w:pBdr>
+        <w:spacing w:after="100" w:before="120"/>
+      </w:pPr>
+      <w:r>
+        <w:rPr>
+          <w:rFonts w:ascii="Arial" w:cs="Arial" w:eastAsia="Arial" w:hAnsi="Arial"/>
+          <w:b/>
+          <w:bCs/>
+          <w:color w:val="1B7A4A"/>
+          <w:sz w:val="24"/>
+          <w:szCs w:val="24"/>
+        </w:rPr>
+        <w:t xml:space="preserve">Guided Practice</w:t>
+      </w:r>
+    </w:p>
+    <w:p>
+      <w:pPr>
+        <w:spacing w:after="60"/>
+      </w:pPr>
+      <w:r>
+        <w:rPr>
+          <w:rFonts w:ascii="Arial" w:cs="Arial" w:eastAsia="Arial" w:hAnsi="Arial"/>
+          <w:sz w:val="20"/>
+          <w:szCs w:val="20"/>
+        </w:rPr>
+        <w:t xml:space="preserve">- [ ] Demo completed and observed</w:t>
+      </w:r>
+    </w:p>
+    <w:p>
+      <w:pPr>
+        <w:spacing w:after="60"/>
+      </w:pPr>
+      <w:r>
+        <w:rPr>
+          <w:rFonts w:ascii="Arial" w:cs="Arial" w:eastAsia="Arial" w:hAnsi="Arial"/>
+          <w:sz w:val="20"/>
+          <w:szCs w:val="20"/>
+        </w:rPr>
+        <w:t xml:space="preserve">- [ ] Feedback received</w:t>
+      </w:r>
+    </w:p>
+    <w:p>
+      <w:pPr>
+        <w:spacing w:after="60"/>
+      </w:pPr>
+      <w:r>
+        <w:rPr>
+          <w:rFonts w:ascii="Arial" w:cs="Arial" w:eastAsia="Arial" w:hAnsi="Arial"/>
+          <w:sz w:val="20"/>
+          <w:szCs w:val="20"/>
+        </w:rPr>
+        <w:t xml:space="preserve">- [ ] Retrospective questions answered</w:t>
+      </w:r>
+    </w:p>
+    <w:p>
+      <w:pPr>
+        <w:spacing w:after="60"/>
+      </w:pPr>
+      <w:r>
+        <w:rPr>
+          <w:rFonts w:ascii="Arial" w:cs="Arial" w:eastAsia="Arial" w:hAnsi="Arial"/>
+          <w:sz w:val="20"/>
+          <w:szCs w:val="20"/>
+        </w:rPr>
+        <w:t xml:space="preserve">- [ ] Sprint 1 blockers identified</w:t>
+      </w:r>
+    </w:p>
+    <w:p>
+      <w:pPr>
+        <w:spacing w:after="60"/>
+      </w:pPr>
+      <w:r>
+        <w:rPr>
+          <w:rFonts w:ascii="Arial" w:cs="Arial" w:eastAsia="Arial" w:hAnsi="Arial"/>
+          <w:sz w:val="20"/>
+          <w:szCs w:val="20"/>
+        </w:rPr>
+        <w:t xml:space="preserve">- [ ] Sprint 2 plan updated</w:t>
+      </w:r>
+    </w:p>
+    <w:p>
+      <w:pPr>
+        <w:spacing w:after="160"/>
       </w:pPr>
     </w:p>
     <w:p>
